--- a/trunk/academia/artigos/profiles/ideia2/ideia2.docx
+++ b/trunk/academia/artigos/profiles/ideia2/ideia2.docx
@@ -5,12 +5,42 @@
     <w:p>
       <w:pPr>
         <w:pStyle w:val="Title"/>
-      </w:pPr>
-      <w:r>
-        <w:t>Uma Arquitetura para Gerenciamento de Perfis Baseado em Trilhas com Aprfeiçoamento Automático</w:t>
-      </w:r>
-    </w:p>
-    <w:p/>
+        <w:rPr>
+          <w:rFonts w:ascii="Times New Roman" w:hAnsi="Times New Roman" w:cs="Times New Roman"/>
+          <w:lang w:val="pt-BR"/>
+        </w:rPr>
+      </w:pPr>
+      <w:r>
+        <w:rPr>
+          <w:rFonts w:ascii="Times New Roman" w:hAnsi="Times New Roman" w:cs="Times New Roman"/>
+          <w:lang w:val="pt-BR"/>
+        </w:rPr>
+        <w:t xml:space="preserve">Uma Arquitetura para Gerenciamento de Perfis Baseado em Trilhas com </w:t>
+      </w:r>
+      <w:proofErr w:type="spellStart"/>
+      <w:r>
+        <w:rPr>
+          <w:rFonts w:ascii="Times New Roman" w:hAnsi="Times New Roman" w:cs="Times New Roman"/>
+          <w:lang w:val="pt-BR"/>
+        </w:rPr>
+        <w:t>Aprfeiçoamento</w:t>
+      </w:r>
+      <w:proofErr w:type="spellEnd"/>
+      <w:r>
+        <w:rPr>
+          <w:rFonts w:ascii="Times New Roman" w:hAnsi="Times New Roman" w:cs="Times New Roman"/>
+          <w:lang w:val="pt-BR"/>
+        </w:rPr>
+        <w:t xml:space="preserve"> Automático</w:t>
+      </w:r>
+    </w:p>
+    <w:p>
+      <w:pPr>
+        <w:rPr>
+          <w:lang w:val="pt-BR"/>
+        </w:rPr>
+      </w:pPr>
+    </w:p>
     <w:p>
       <w:pPr>
         <w:jc w:val="center"/>
@@ -97,27 +127,321 @@
         <w:rPr>
           <w:lang w:val="pt-BR"/>
         </w:rPr>
-        <w:t xml:space="preserve">Atualmente, a proliferação de dispositivos eletrônicos portáteis capazes de comuncação sem fio (tais como celulares, tablets e computadores portáteis) têm impulsionado estudos na área de computação móvel [ref 21 PeLeP]. A difusão do uso de redes sem fio (wireless) possibilita que os agentes computacionais tornem-se capazes de compreender seu contexto local [?]. Além disso, pesquisas relacionadas a Adaptação [ref 1 PeleP] trouxeram um novo modelo de interação humano-computador chamado Computação Ubíqua [weiser, satyanaran]. Neste modelo, os recursos computacionais que fornecem informações e serviços estão disponíveis a qualquer momento e em qualquer lugar. </w:t>
-      </w:r>
-    </w:p>
-    <w:p>
-      <w:pPr>
-        <w:rPr>
-          <w:lang w:val="pt-BR"/>
-        </w:rPr>
-      </w:pPr>
-    </w:p>
-    <w:p>
-      <w:pPr>
-        <w:rPr>
-          <w:lang w:val="pt-BR"/>
-        </w:rPr>
-      </w:pPr>
-      <w:r>
-        <w:rPr>
-          <w:lang w:val="pt-BR"/>
-        </w:rPr>
-        <w:t>Assim, torna-se desejável o desenvolvimento de aplicações capazes de se relacionar com e extrair informações do contexto em que estão localizadas. A noção de contexto é definida de forma distinta por diferentes autores. Schilit et al. [schilit] definem contexto como "quem você é, com quem você está, e que recursos estão próximos". Já Dey e Abowd [dey] definem contexto como "qualquer informação que possa ser usada para caracterizar a situação de uma entidade (onde entidade é uma pessoa, local ou objeto considerado relevantes à interação entre um usuário e uma aplicação, incluindo o próprio usuário ou aplicação)". Aplicações capazes de utilizar o contexto para fornecer informações e/ou servições relevantes ao usuário são classificadas como sensíveis a contexto [dey]. Pesquisas recentes indicam que, além do contexto momentâneo, o histórico de contextos visitados e ações realizadas nestes contextos pode ser uma fonte valiosa de informações para a tomada de decisões [silva - TA]. A este histórico é dado o nome de trilha [TA ref 16,28], enquanto aplicações capazes de utilizar estas informação são chamadas de "sensíveis a trilha"</w:t>
+        <w:t xml:space="preserve">Atualmente, a proliferação de dispositivos eletrônicos portáteis capazes de </w:t>
+      </w:r>
+      <w:proofErr w:type="spellStart"/>
+      <w:r>
+        <w:rPr>
+          <w:lang w:val="pt-BR"/>
+        </w:rPr>
+        <w:t>comuncação</w:t>
+      </w:r>
+      <w:proofErr w:type="spellEnd"/>
+      <w:r>
+        <w:rPr>
+          <w:lang w:val="pt-BR"/>
+        </w:rPr>
+        <w:t xml:space="preserve"> sem fio (tais como celulares, </w:t>
+      </w:r>
+      <w:proofErr w:type="spellStart"/>
+      <w:r>
+        <w:rPr>
+          <w:lang w:val="pt-BR"/>
+        </w:rPr>
+        <w:t>tablets</w:t>
+      </w:r>
+      <w:proofErr w:type="spellEnd"/>
+      <w:r>
+        <w:rPr>
+          <w:lang w:val="pt-BR"/>
+        </w:rPr>
+        <w:t xml:space="preserve"> e computadores portáteis) </w:t>
+      </w:r>
+      <w:proofErr w:type="gramStart"/>
+      <w:r>
+        <w:rPr>
+          <w:lang w:val="pt-BR"/>
+        </w:rPr>
+        <w:t>têm impulsionado</w:t>
+      </w:r>
+      <w:proofErr w:type="gramEnd"/>
+      <w:r>
+        <w:rPr>
+          <w:lang w:val="pt-BR"/>
+        </w:rPr>
+        <w:t xml:space="preserve"> estudos na área de computação móvel [</w:t>
+      </w:r>
+      <w:proofErr w:type="spellStart"/>
+      <w:r>
+        <w:rPr>
+          <w:lang w:val="pt-BR"/>
+        </w:rPr>
+        <w:t>ref</w:t>
+      </w:r>
+      <w:proofErr w:type="spellEnd"/>
+      <w:r>
+        <w:rPr>
+          <w:lang w:val="pt-BR"/>
+        </w:rPr>
+        <w:t xml:space="preserve"> 21 </w:t>
+      </w:r>
+      <w:proofErr w:type="spellStart"/>
+      <w:r>
+        <w:rPr>
+          <w:lang w:val="pt-BR"/>
+        </w:rPr>
+        <w:t>PeLeP</w:t>
+      </w:r>
+      <w:proofErr w:type="spellEnd"/>
+      <w:r>
+        <w:rPr>
+          <w:lang w:val="pt-BR"/>
+        </w:rPr>
+        <w:t xml:space="preserve">]. A difusão do uso de redes sem fio (wireless) possibilita que os agentes computacionais tornem-se capazes de compreender seu contexto local [?]. Além disso, pesquisas relacionadas </w:t>
+      </w:r>
+      <w:proofErr w:type="gramStart"/>
+      <w:r>
+        <w:rPr>
+          <w:lang w:val="pt-BR"/>
+        </w:rPr>
+        <w:t>a</w:t>
+      </w:r>
+      <w:proofErr w:type="gramEnd"/>
+      <w:r>
+        <w:rPr>
+          <w:lang w:val="pt-BR"/>
+        </w:rPr>
+        <w:t xml:space="preserve"> Adaptação [</w:t>
+      </w:r>
+      <w:proofErr w:type="spellStart"/>
+      <w:r>
+        <w:rPr>
+          <w:lang w:val="pt-BR"/>
+        </w:rPr>
+        <w:t>ref</w:t>
+      </w:r>
+      <w:proofErr w:type="spellEnd"/>
+      <w:r>
+        <w:rPr>
+          <w:lang w:val="pt-BR"/>
+        </w:rPr>
+        <w:t xml:space="preserve"> 1 </w:t>
+      </w:r>
+      <w:proofErr w:type="spellStart"/>
+      <w:r>
+        <w:rPr>
+          <w:lang w:val="pt-BR"/>
+        </w:rPr>
+        <w:t>PeleP</w:t>
+      </w:r>
+      <w:proofErr w:type="spellEnd"/>
+      <w:r>
+        <w:rPr>
+          <w:lang w:val="pt-BR"/>
+        </w:rPr>
+        <w:t>] trouxeram um novo modelo de interação humano-computador chamado Computação Ubíqua [</w:t>
+      </w:r>
+      <w:proofErr w:type="spellStart"/>
+      <w:r>
+        <w:rPr>
+          <w:lang w:val="pt-BR"/>
+        </w:rPr>
+        <w:t>weiser</w:t>
+      </w:r>
+      <w:proofErr w:type="spellEnd"/>
+      <w:r>
+        <w:rPr>
+          <w:lang w:val="pt-BR"/>
+        </w:rPr>
+        <w:t xml:space="preserve">, </w:t>
+      </w:r>
+      <w:proofErr w:type="spellStart"/>
+      <w:r>
+        <w:rPr>
+          <w:lang w:val="pt-BR"/>
+        </w:rPr>
+        <w:t>satyanaran</w:t>
+      </w:r>
+      <w:proofErr w:type="spellEnd"/>
+      <w:r>
+        <w:rPr>
+          <w:lang w:val="pt-BR"/>
+        </w:rPr>
+        <w:t xml:space="preserve">]. Neste modelo, os recursos computacionais que fornecem informações e serviços estão disponíveis a qualquer momento e em qualquer lugar. </w:t>
+      </w:r>
+    </w:p>
+    <w:p>
+      <w:pPr>
+        <w:rPr>
+          <w:lang w:val="pt-BR"/>
+        </w:rPr>
+      </w:pPr>
+    </w:p>
+    <w:p>
+      <w:pPr>
+        <w:rPr>
+          <w:lang w:val="pt-BR"/>
+        </w:rPr>
+      </w:pPr>
+      <w:r>
+        <w:rPr>
+          <w:lang w:val="pt-BR"/>
+        </w:rPr>
+        <w:t xml:space="preserve">Assim, torna-se desejável o desenvolvimento de aplicações capazes de se relacionar com e extrair informações do contexto em que estão localizadas. A noção de contexto é definida de forma distinta por diferentes autores. </w:t>
+      </w:r>
+      <w:proofErr w:type="spellStart"/>
+      <w:r>
+        <w:rPr>
+          <w:lang w:val="pt-BR"/>
+        </w:rPr>
+        <w:t>Schilit</w:t>
+      </w:r>
+      <w:proofErr w:type="spellEnd"/>
+      <w:r>
+        <w:rPr>
+          <w:lang w:val="pt-BR"/>
+        </w:rPr>
+        <w:t xml:space="preserve"> </w:t>
+      </w:r>
+      <w:proofErr w:type="spellStart"/>
+      <w:r>
+        <w:rPr>
+          <w:lang w:val="pt-BR"/>
+        </w:rPr>
+        <w:t>et</w:t>
+      </w:r>
+      <w:proofErr w:type="spellEnd"/>
+      <w:r>
+        <w:rPr>
+          <w:lang w:val="pt-BR"/>
+        </w:rPr>
+        <w:t xml:space="preserve"> al. [</w:t>
+      </w:r>
+      <w:proofErr w:type="spellStart"/>
+      <w:r>
+        <w:rPr>
+          <w:lang w:val="pt-BR"/>
+        </w:rPr>
+        <w:t>schilit</w:t>
+      </w:r>
+      <w:proofErr w:type="spellEnd"/>
+      <w:r>
+        <w:rPr>
+          <w:lang w:val="pt-BR"/>
+        </w:rPr>
+        <w:t xml:space="preserve">] definem contexto como "quem você é, com quem você está, e que recursos estão próximos". Já </w:t>
+      </w:r>
+      <w:proofErr w:type="spellStart"/>
+      <w:r>
+        <w:rPr>
+          <w:lang w:val="pt-BR"/>
+        </w:rPr>
+        <w:t>Dey</w:t>
+      </w:r>
+      <w:proofErr w:type="spellEnd"/>
+      <w:r>
+        <w:rPr>
+          <w:lang w:val="pt-BR"/>
+        </w:rPr>
+        <w:t xml:space="preserve"> e </w:t>
+      </w:r>
+      <w:proofErr w:type="spellStart"/>
+      <w:r>
+        <w:rPr>
+          <w:lang w:val="pt-BR"/>
+        </w:rPr>
+        <w:t>Abowd</w:t>
+      </w:r>
+      <w:proofErr w:type="spellEnd"/>
+      <w:r>
+        <w:rPr>
+          <w:lang w:val="pt-BR"/>
+        </w:rPr>
+        <w:t xml:space="preserve"> [</w:t>
+      </w:r>
+      <w:proofErr w:type="spellStart"/>
+      <w:r>
+        <w:rPr>
+          <w:lang w:val="pt-BR"/>
+        </w:rPr>
+        <w:t>dey</w:t>
+      </w:r>
+      <w:proofErr w:type="spellEnd"/>
+      <w:r>
+        <w:rPr>
+          <w:lang w:val="pt-BR"/>
+        </w:rPr>
+        <w:t xml:space="preserve">] definem contexto como "qualquer informação que possa ser usada para caracterizar a situação de uma entidade (onde entidade </w:t>
+      </w:r>
+      <w:proofErr w:type="gramStart"/>
+      <w:r>
+        <w:rPr>
+          <w:lang w:val="pt-BR"/>
+        </w:rPr>
+        <w:t>é</w:t>
+      </w:r>
+      <w:proofErr w:type="gramEnd"/>
+      <w:r>
+        <w:rPr>
+          <w:lang w:val="pt-BR"/>
+        </w:rPr>
+        <w:t xml:space="preserve"> uma pessoa, local ou objeto considerado relevantes à interação entre um usuário e uma aplicação, incluindo o próprio usuário ou aplicação)". Aplicações capazes de utilizar o contexto para fornecer informações e/ou </w:t>
+      </w:r>
+      <w:proofErr w:type="spellStart"/>
+      <w:r>
+        <w:rPr>
+          <w:lang w:val="pt-BR"/>
+        </w:rPr>
+        <w:t>servições</w:t>
+      </w:r>
+      <w:proofErr w:type="spellEnd"/>
+      <w:r>
+        <w:rPr>
+          <w:lang w:val="pt-BR"/>
+        </w:rPr>
+        <w:t xml:space="preserve"> relevantes ao usuário são classificadas como sensíveis a contexto [</w:t>
+      </w:r>
+      <w:proofErr w:type="spellStart"/>
+      <w:r>
+        <w:rPr>
+          <w:lang w:val="pt-BR"/>
+        </w:rPr>
+        <w:t>dey</w:t>
+      </w:r>
+      <w:proofErr w:type="spellEnd"/>
+      <w:r>
+        <w:rPr>
+          <w:lang w:val="pt-BR"/>
+        </w:rPr>
+        <w:t xml:space="preserve">]. Pesquisas recentes indicam que, além do contexto momentâneo, o histórico de contextos visitados e ações realizadas nestes contextos pode ser uma fonte valiosa de informações para a tomada de decisões [silva - TA]. A este histórico é dado o nome de trilha [TA </w:t>
+      </w:r>
+      <w:proofErr w:type="spellStart"/>
+      <w:r>
+        <w:rPr>
+          <w:lang w:val="pt-BR"/>
+        </w:rPr>
+        <w:t>ref</w:t>
+      </w:r>
+      <w:proofErr w:type="spellEnd"/>
+      <w:r>
+        <w:rPr>
+          <w:lang w:val="pt-BR"/>
+        </w:rPr>
+        <w:t xml:space="preserve"> 16,28], enquanto aplicações capazes de utilizar </w:t>
+      </w:r>
+      <w:proofErr w:type="gramStart"/>
+      <w:r>
+        <w:rPr>
+          <w:lang w:val="pt-BR"/>
+        </w:rPr>
+        <w:t>estas informação</w:t>
+      </w:r>
+      <w:proofErr w:type="gramEnd"/>
+      <w:r>
+        <w:rPr>
+          <w:lang w:val="pt-BR"/>
+        </w:rPr>
+        <w:t xml:space="preserve"> são chamadas de "sensíveis a trilha"</w:t>
       </w:r>
       <w:r>
         <w:rPr>
@@ -161,7 +485,95 @@
         <w:rPr>
           <w:lang w:val="pt-BR"/>
         </w:rPr>
-        <w:t xml:space="preserve"> usuários. Assim, é importante que estes aplicativos sejam capazes de armazenar as informações de cada usuário em um perfil específico, de modo a utilizar estas informações posteriormente, provendo assim informações ou serviços personalizados ao usuário. Exemplos de aplicativos que utilizam perfis são o LOCAL, o GlobalEdu e o MUCS [referencias]. Alguns projetos utilizam informações a respeito do contexto do usuário [PeLeP, sutterer, park] e de sua trilha [ubtrail,octopus] para aperfeiçoar informações do perfil do usuário, de modo a oferecer uma experiência mais pessoal e disponibilizar informações personalizadas.</w:t>
+        <w:t xml:space="preserve"> usuários. Assim, é importante que estes aplicativos sejam capazes de armazenar as informações de cada usuário em um perfil específico, de modo a utilizar estas informações posteriormente, provendo assim informações ou serviços personalizados ao usuário. Exemplos de aplicativos que utilizam perfis </w:t>
+      </w:r>
+      <w:proofErr w:type="gramStart"/>
+      <w:r>
+        <w:rPr>
+          <w:lang w:val="pt-BR"/>
+        </w:rPr>
+        <w:t>são</w:t>
+      </w:r>
+      <w:proofErr w:type="gramEnd"/>
+      <w:r>
+        <w:rPr>
+          <w:lang w:val="pt-BR"/>
+        </w:rPr>
+        <w:t xml:space="preserve"> o LOCAL, o </w:t>
+      </w:r>
+      <w:proofErr w:type="spellStart"/>
+      <w:proofErr w:type="gramStart"/>
+      <w:r>
+        <w:rPr>
+          <w:lang w:val="pt-BR"/>
+        </w:rPr>
+        <w:t>GlobalEdu</w:t>
+      </w:r>
+      <w:proofErr w:type="spellEnd"/>
+      <w:proofErr w:type="gramEnd"/>
+      <w:r>
+        <w:rPr>
+          <w:lang w:val="pt-BR"/>
+        </w:rPr>
+        <w:t xml:space="preserve"> e o MUCS [referencias]. Alguns projetos utilizam informações a respeito do contexto do usuário [</w:t>
+      </w:r>
+      <w:proofErr w:type="spellStart"/>
+      <w:proofErr w:type="gramStart"/>
+      <w:r>
+        <w:rPr>
+          <w:lang w:val="pt-BR"/>
+        </w:rPr>
+        <w:t>PeLeP</w:t>
+      </w:r>
+      <w:proofErr w:type="spellEnd"/>
+      <w:proofErr w:type="gramEnd"/>
+      <w:r>
+        <w:rPr>
+          <w:lang w:val="pt-BR"/>
+        </w:rPr>
+        <w:t xml:space="preserve">, </w:t>
+      </w:r>
+      <w:proofErr w:type="spellStart"/>
+      <w:r>
+        <w:rPr>
+          <w:lang w:val="pt-BR"/>
+        </w:rPr>
+        <w:t>sutterer</w:t>
+      </w:r>
+      <w:proofErr w:type="spellEnd"/>
+      <w:r>
+        <w:rPr>
+          <w:lang w:val="pt-BR"/>
+        </w:rPr>
+        <w:t>, park] e de sua trilha [</w:t>
+      </w:r>
+      <w:proofErr w:type="spellStart"/>
+      <w:r>
+        <w:rPr>
+          <w:lang w:val="pt-BR"/>
+        </w:rPr>
+        <w:t>ubtrail</w:t>
+      </w:r>
+      <w:proofErr w:type="spellEnd"/>
+      <w:r>
+        <w:rPr>
+          <w:lang w:val="pt-BR"/>
+        </w:rPr>
+        <w:t>,</w:t>
+      </w:r>
+      <w:proofErr w:type="spellStart"/>
+      <w:r>
+        <w:rPr>
+          <w:lang w:val="pt-BR"/>
+        </w:rPr>
+        <w:t>octopus</w:t>
+      </w:r>
+      <w:proofErr w:type="spellEnd"/>
+      <w:r>
+        <w:rPr>
+          <w:lang w:val="pt-BR"/>
+        </w:rPr>
+        <w:t>] para aperfeiçoar informações do perfil do usuário, de modo a oferecer uma experiência mais pessoal e disponibilizar informações personalizadas.</w:t>
       </w:r>
     </w:p>
     <w:p>
@@ -222,36 +634,48 @@
         </w:rPr>
         <w:t xml:space="preserve">Este trabalho apresenta o </w:t>
       </w:r>
+      <w:proofErr w:type="spellStart"/>
+      <w:proofErr w:type="gramStart"/>
       <w:r>
         <w:rPr>
           <w:lang w:val="pt-BR"/>
         </w:rPr>
         <w:t>UbiPerson</w:t>
       </w:r>
+      <w:proofErr w:type="spellEnd"/>
+      <w:proofErr w:type="gramEnd"/>
       <w:r>
         <w:rPr>
           <w:lang w:val="pt-BR"/>
         </w:rPr>
         <w:t xml:space="preserve">, uma arquitetura para gerenciamento de perfis baseados em trilhas. O </w:t>
       </w:r>
+      <w:proofErr w:type="spellStart"/>
+      <w:proofErr w:type="gramStart"/>
       <w:r>
         <w:rPr>
           <w:lang w:val="pt-BR"/>
         </w:rPr>
         <w:t>UbiPerson</w:t>
       </w:r>
+      <w:proofErr w:type="spellEnd"/>
+      <w:proofErr w:type="gramEnd"/>
       <w:r>
         <w:rPr>
           <w:lang w:val="pt-BR"/>
         </w:rPr>
         <w:t xml:space="preserve"> se comunica com os agentes utilizando uma arquitetura cliente-servidor, onde são oferecidos serviços de armazenamento e consulta de trilhas. O </w:t>
       </w:r>
+      <w:proofErr w:type="spellStart"/>
+      <w:proofErr w:type="gramStart"/>
       <w:r>
         <w:rPr>
           <w:lang w:val="pt-BR"/>
         </w:rPr>
         <w:t>UbiPerson</w:t>
       </w:r>
+      <w:proofErr w:type="spellEnd"/>
+      <w:proofErr w:type="gramEnd"/>
       <w:r>
         <w:rPr>
           <w:lang w:val="pt-BR"/>
@@ -579,12 +1003,16 @@
         </w:rPr>
         <w:t xml:space="preserve">Existem vários trabalhos que discutem modelos e implementações de aspectos específicos apresentados no </w:t>
       </w:r>
+      <w:proofErr w:type="spellStart"/>
+      <w:proofErr w:type="gramStart"/>
       <w:r>
         <w:rPr>
           <w:lang w:val="pt-BR"/>
         </w:rPr>
         <w:t>UbiPerson</w:t>
       </w:r>
+      <w:proofErr w:type="spellEnd"/>
+      <w:proofErr w:type="gramEnd"/>
       <w:r>
         <w:rPr>
           <w:lang w:val="pt-BR"/>
@@ -609,167 +1037,671 @@
         <w:rPr>
           <w:lang w:val="pt-BR"/>
         </w:rPr>
-        <w:t>O trabalho proposto por Kim e Lee [kim] apresenta uma arquitetura para troca de perfis através de Web Services. Esta troca de perfis acontece entre os dispositivos dos clientes, servidores de serviços e gerenciador de perfis. Nesta arquitetura, o sistema age apenas como um repositório de perfis, oferecendo serivços de envio e busca de perfis, e suporte básico a classificação de perfis.</w:t>
-      </w:r>
-    </w:p>
-    <w:p>
-      <w:pPr>
-        <w:rPr>
-          <w:lang w:val="pt-BR"/>
-        </w:rPr>
-      </w:pPr>
-    </w:p>
-    <w:p>
-      <w:pPr>
-        <w:rPr>
-          <w:lang w:val="pt-BR"/>
-        </w:rPr>
-      </w:pPr>
-      <w:r>
-        <w:rPr>
-          <w:lang w:val="pt-BR"/>
-        </w:rPr>
-        <w:t>No estudo desenvolvido por Park et al [park], é apresentado um sistema capaz de detectar a idade de um usuário a partir das idades de outras pessoas em sua rede social. O sistema obteve 97% de êxito nos testes realizados, o que demonstra que dados a respeito de um usuário podem não ser apenas inferidos a partir de seu perfil, mas também de perfis de outras pessoas que tenham conexão com o usuário.</w:t>
-      </w:r>
-    </w:p>
-    <w:p>
-      <w:pPr>
-        <w:rPr>
-          <w:lang w:val="pt-BR"/>
-        </w:rPr>
-      </w:pPr>
-    </w:p>
-    <w:p>
-      <w:pPr>
-        <w:rPr>
-          <w:lang w:val="pt-BR"/>
-        </w:rPr>
-      </w:pPr>
-      <w:r>
-        <w:rPr>
-          <w:lang w:val="pt-BR"/>
-        </w:rPr>
-        <w:t>O estudo desenvolvido por Chellouche et al [chellouche] explora a experiência do usuário em atividades multimídia. Neste trabalho, o perfil de usuário se adapta às condições de ambiente (tipo de dispostivo, qualidade da rede, etc) além de dados pré-configurados e de contexto.</w:t>
-      </w:r>
-    </w:p>
-    <w:p>
-      <w:pPr>
-        <w:rPr>
-          <w:lang w:val="pt-BR"/>
-        </w:rPr>
-      </w:pPr>
-    </w:p>
-    <w:p>
-      <w:pPr>
-        <w:rPr>
-          <w:lang w:val="pt-BR"/>
-        </w:rPr>
-      </w:pPr>
-      <w:r>
-        <w:rPr>
-          <w:lang w:val="pt-BR"/>
-        </w:rPr>
-        <w:t>O modelo apresentado por Teixeira et al [teixeira] apresenta a idéia de "perfil básico". Neste modelo, o usuário é composto por um conjunto de perfis. Quando o perfil do usuário é criado, um conjunto de perfis básicos é associado a ele. Embora no modelo proposto o gerenciamento de perfis básicos seja manual, uma abordagem semelhante poderia ser idealizada onde o gerenciamento ficaria a cargo de um agente inteligente.</w:t>
-      </w:r>
-    </w:p>
-    <w:p>
-      <w:pPr>
-        <w:rPr>
-          <w:lang w:val="pt-BR"/>
-        </w:rPr>
-      </w:pPr>
-    </w:p>
-    <w:p>
-      <w:pPr>
-        <w:rPr>
-          <w:lang w:val="pt-BR"/>
-        </w:rPr>
-      </w:pPr>
-      <w:r>
-        <w:rPr>
-          <w:lang w:val="pt-BR"/>
-        </w:rPr>
-        <w:t>Um conceito chamado Information Atmosphere é apresentado por Yutaka et al [yutaka]. Neste modelo, quando um usuário entra em um ambiente (neste caso, um ambiente é considerado um conjunto de dispositivos de diferentes usuários), o dispositivo do usuário coloca seu conteúdo público à disposição dos outros usuários, e busca conteúdos públicos dos usuários baseado nas preferências armazenadas em seu perfil.</w:t>
-      </w:r>
-    </w:p>
-    <w:p>
-      <w:pPr>
-        <w:rPr>
-          <w:lang w:val="pt-BR"/>
-        </w:rPr>
-      </w:pPr>
-    </w:p>
-    <w:p>
-      <w:pPr>
-        <w:rPr>
-          <w:lang w:val="pt-BR"/>
-        </w:rPr>
-      </w:pPr>
-      <w:r>
-        <w:rPr>
-          <w:lang w:val="pt-BR"/>
-        </w:rPr>
-        <w:t>O projeto MobiLife [sutterer] disponibiliza um perfil de usuário adaptativo sensível a contexto, que permite que as aplicações se comportem de forma diferente de acordo com o contexto do usuário. O projeto não utiliza nenhum tipo de ontologia estruturada, se baseando em comparação de strings para realizar a inferência.</w:t>
-      </w:r>
-    </w:p>
-    <w:p>
-      <w:pPr>
-        <w:rPr>
-          <w:lang w:val="pt-BR"/>
-        </w:rPr>
-      </w:pPr>
-    </w:p>
-    <w:p>
-      <w:pPr>
-        <w:rPr>
-          <w:lang w:val="pt-BR"/>
-        </w:rPr>
-      </w:pPr>
-      <w:r>
-        <w:rPr>
-          <w:lang w:val="pt-BR"/>
-        </w:rPr>
-        <w:t>O projeto PeLeP, desenvolvido por Levis et al [PeLeP], apresenta um modelo que suporta o aperfeiçoamento automático dos perfis de usuários. O aperfeiçoamento é realizado através da análise do histórico do usuário dentro de determinados contextos, e de inferências realizadas sobre este histórico. O PeLeP é voltado para ambientes de educação ubíqua.</w:t>
-      </w:r>
-    </w:p>
-    <w:p>
-      <w:pPr>
-        <w:rPr>
-          <w:lang w:val="pt-BR"/>
-        </w:rPr>
-      </w:pPr>
-    </w:p>
-    <w:p>
-      <w:pPr>
-        <w:rPr>
-          <w:lang w:val="pt-BR"/>
-        </w:rPr>
-      </w:pPr>
-      <w:r>
-        <w:rPr>
-          <w:lang w:val="pt-BR"/>
-        </w:rPr>
-        <w:t>O projeto OCtoPUS [octopus] consiste em uma arquitetura que permite que vários aplicativos interajam com o conjunto de trilhas de um usuário, e que informações úteis possam ser inferidas através destas trilhas. O projeto utiliza a web semântica como forma de armazenamento, e através de inferências busca encaixar o perfil do usuário em um conjunto de perfis pré-definidos.</w:t>
-      </w:r>
-    </w:p>
-    <w:p>
-      <w:pPr>
-        <w:rPr>
-          <w:lang w:val="pt-BR"/>
-        </w:rPr>
-      </w:pPr>
-    </w:p>
-    <w:p>
-      <w:pPr>
-        <w:rPr>
-          <w:lang w:val="pt-BR"/>
-        </w:rPr>
-      </w:pPr>
-      <w:r>
-        <w:rPr>
-          <w:lang w:val="pt-BR"/>
-        </w:rPr>
-        <w:t>A maioria dos estudos apresentados [kim,teixeira,chellouche,pelep,octopus...] coloca o perfil a cargo de um servidor centralizado, na internet. Uma</w:t>
+        <w:t>O trabalho proposto por Kim e Lee [</w:t>
+      </w:r>
+      <w:proofErr w:type="spellStart"/>
+      <w:proofErr w:type="gramStart"/>
+      <w:r>
+        <w:rPr>
+          <w:lang w:val="pt-BR"/>
+        </w:rPr>
+        <w:t>kim</w:t>
+      </w:r>
+      <w:proofErr w:type="spellEnd"/>
+      <w:proofErr w:type="gramEnd"/>
+      <w:r>
+        <w:rPr>
+          <w:lang w:val="pt-BR"/>
+        </w:rPr>
+        <w:t xml:space="preserve">] apresenta uma arquitetura para troca de perfis através de Web </w:t>
+      </w:r>
+      <w:proofErr w:type="spellStart"/>
+      <w:r>
+        <w:rPr>
+          <w:lang w:val="pt-BR"/>
+        </w:rPr>
+        <w:t>Services</w:t>
+      </w:r>
+      <w:proofErr w:type="spellEnd"/>
+      <w:r>
+        <w:rPr>
+          <w:lang w:val="pt-BR"/>
+        </w:rPr>
+        <w:t xml:space="preserve">. Esta troca de perfis acontece entre os dispositivos dos clientes, servidores de serviços e gerenciador de perfis. Nesta arquitetura, o sistema age apenas como um repositório de perfis, oferecendo </w:t>
+      </w:r>
+      <w:proofErr w:type="spellStart"/>
+      <w:r>
+        <w:rPr>
+          <w:lang w:val="pt-BR"/>
+        </w:rPr>
+        <w:t>serivços</w:t>
+      </w:r>
+      <w:proofErr w:type="spellEnd"/>
+      <w:r>
+        <w:rPr>
+          <w:lang w:val="pt-BR"/>
+        </w:rPr>
+        <w:t xml:space="preserve"> de envio e busca de perfis, e suporte básico a classificação de perfis.</w:t>
+      </w:r>
+    </w:p>
+    <w:p>
+      <w:pPr>
+        <w:rPr>
+          <w:lang w:val="pt-BR"/>
+        </w:rPr>
+      </w:pPr>
+    </w:p>
+    <w:p>
+      <w:pPr>
+        <w:rPr>
+          <w:lang w:val="pt-BR"/>
+        </w:rPr>
+      </w:pPr>
+      <w:r>
+        <w:rPr>
+          <w:lang w:val="pt-BR"/>
+        </w:rPr>
+        <w:t xml:space="preserve">No estudo desenvolvido por Park </w:t>
+      </w:r>
+      <w:proofErr w:type="spellStart"/>
+      <w:r>
+        <w:rPr>
+          <w:lang w:val="pt-BR"/>
+        </w:rPr>
+        <w:t>et</w:t>
+      </w:r>
+      <w:proofErr w:type="spellEnd"/>
+      <w:r>
+        <w:rPr>
+          <w:lang w:val="pt-BR"/>
+        </w:rPr>
+        <w:t xml:space="preserve"> </w:t>
+      </w:r>
+      <w:proofErr w:type="spellStart"/>
+      <w:r>
+        <w:rPr>
+          <w:lang w:val="pt-BR"/>
+        </w:rPr>
+        <w:t>al</w:t>
+      </w:r>
+      <w:proofErr w:type="spellEnd"/>
+      <w:r>
+        <w:rPr>
+          <w:lang w:val="pt-BR"/>
+        </w:rPr>
+        <w:t xml:space="preserve"> [park], é apresentado um sistema capaz de detectar a idade de um usuário a partir das idades de outras pessoas em sua rede social. O sistema obteve 97% de êxito nos testes realizados, o que demonstra que dados a respeito de um usuário podem não ser apenas inferidos a partir de seu perfil, mas também de perfis de outras pessoas que tenham conexão com o usuário.</w:t>
+      </w:r>
+    </w:p>
+    <w:p>
+      <w:pPr>
+        <w:rPr>
+          <w:lang w:val="pt-BR"/>
+        </w:rPr>
+      </w:pPr>
+    </w:p>
+    <w:p>
+      <w:pPr>
+        <w:rPr>
+          <w:lang w:val="pt-BR"/>
+        </w:rPr>
+      </w:pPr>
+      <w:r>
+        <w:rPr>
+          <w:lang w:val="pt-BR"/>
+        </w:rPr>
+        <w:t xml:space="preserve">O estudo desenvolvido por </w:t>
+      </w:r>
+      <w:proofErr w:type="spellStart"/>
+      <w:r>
+        <w:rPr>
+          <w:lang w:val="pt-BR"/>
+        </w:rPr>
+        <w:t>Chellouche</w:t>
+      </w:r>
+      <w:proofErr w:type="spellEnd"/>
+      <w:r>
+        <w:rPr>
+          <w:lang w:val="pt-BR"/>
+        </w:rPr>
+        <w:t xml:space="preserve"> </w:t>
+      </w:r>
+      <w:proofErr w:type="spellStart"/>
+      <w:r>
+        <w:rPr>
+          <w:lang w:val="pt-BR"/>
+        </w:rPr>
+        <w:t>et</w:t>
+      </w:r>
+      <w:proofErr w:type="spellEnd"/>
+      <w:r>
+        <w:rPr>
+          <w:lang w:val="pt-BR"/>
+        </w:rPr>
+        <w:t xml:space="preserve"> </w:t>
+      </w:r>
+      <w:proofErr w:type="spellStart"/>
+      <w:r>
+        <w:rPr>
+          <w:lang w:val="pt-BR"/>
+        </w:rPr>
+        <w:t>al</w:t>
+      </w:r>
+      <w:proofErr w:type="spellEnd"/>
+      <w:r>
+        <w:rPr>
+          <w:lang w:val="pt-BR"/>
+        </w:rPr>
+        <w:t xml:space="preserve"> [</w:t>
+      </w:r>
+      <w:proofErr w:type="spellStart"/>
+      <w:r>
+        <w:rPr>
+          <w:lang w:val="pt-BR"/>
+        </w:rPr>
+        <w:t>chellouche</w:t>
+      </w:r>
+      <w:proofErr w:type="spellEnd"/>
+      <w:r>
+        <w:rPr>
+          <w:lang w:val="pt-BR"/>
+        </w:rPr>
+        <w:t xml:space="preserve">] explora a experiência do usuário em atividades multimídia. Neste trabalho, o perfil de usuário se adapta às condições de ambiente (tipo de </w:t>
+      </w:r>
+      <w:proofErr w:type="spellStart"/>
+      <w:r>
+        <w:rPr>
+          <w:lang w:val="pt-BR"/>
+        </w:rPr>
+        <w:t>dispostivo</w:t>
+      </w:r>
+      <w:proofErr w:type="spellEnd"/>
+      <w:r>
+        <w:rPr>
+          <w:lang w:val="pt-BR"/>
+        </w:rPr>
+        <w:t xml:space="preserve">, qualidade da rede, </w:t>
+      </w:r>
+      <w:proofErr w:type="spellStart"/>
+      <w:r>
+        <w:rPr>
+          <w:lang w:val="pt-BR"/>
+        </w:rPr>
+        <w:t>etc</w:t>
+      </w:r>
+      <w:proofErr w:type="spellEnd"/>
+      <w:r>
+        <w:rPr>
+          <w:lang w:val="pt-BR"/>
+        </w:rPr>
+        <w:t>) além de dados pré-configurados e de contexto.</w:t>
+      </w:r>
+    </w:p>
+    <w:p>
+      <w:pPr>
+        <w:rPr>
+          <w:lang w:val="pt-BR"/>
+        </w:rPr>
+      </w:pPr>
+    </w:p>
+    <w:p>
+      <w:pPr>
+        <w:rPr>
+          <w:lang w:val="pt-BR"/>
+        </w:rPr>
+      </w:pPr>
+      <w:r>
+        <w:rPr>
+          <w:lang w:val="pt-BR"/>
+        </w:rPr>
+        <w:t xml:space="preserve">O modelo apresentado por Teixeira </w:t>
+      </w:r>
+      <w:proofErr w:type="spellStart"/>
+      <w:r>
+        <w:rPr>
+          <w:lang w:val="pt-BR"/>
+        </w:rPr>
+        <w:t>et</w:t>
+      </w:r>
+      <w:proofErr w:type="spellEnd"/>
+      <w:r>
+        <w:rPr>
+          <w:lang w:val="pt-BR"/>
+        </w:rPr>
+        <w:t xml:space="preserve"> </w:t>
+      </w:r>
+      <w:proofErr w:type="spellStart"/>
+      <w:r>
+        <w:rPr>
+          <w:lang w:val="pt-BR"/>
+        </w:rPr>
+        <w:t>al</w:t>
+      </w:r>
+      <w:proofErr w:type="spellEnd"/>
+      <w:r>
+        <w:rPr>
+          <w:lang w:val="pt-BR"/>
+        </w:rPr>
+        <w:t xml:space="preserve"> [</w:t>
+      </w:r>
+      <w:proofErr w:type="spellStart"/>
+      <w:proofErr w:type="gramStart"/>
+      <w:r>
+        <w:rPr>
+          <w:lang w:val="pt-BR"/>
+        </w:rPr>
+        <w:t>teixeira</w:t>
+      </w:r>
+      <w:proofErr w:type="spellEnd"/>
+      <w:proofErr w:type="gramEnd"/>
+      <w:r>
+        <w:rPr>
+          <w:lang w:val="pt-BR"/>
+        </w:rPr>
+        <w:t>] apresenta a idéia de "perfil básico". Neste modelo, o usuário é composto por um conjunto de perfis. Quando o perfil do usuário é criado, um conjunto de perfis básicos é associado a ele. Embora no modelo proposto o gerenciamento de perfis básicos seja manual, uma abordagem semelhante poderia ser idealizada onde o gerenciamento ficaria a cargo de um agente inteligente.</w:t>
+      </w:r>
+    </w:p>
+    <w:p>
+      <w:pPr>
+        <w:rPr>
+          <w:lang w:val="pt-BR"/>
+        </w:rPr>
+      </w:pPr>
+    </w:p>
+    <w:p>
+      <w:pPr>
+        <w:rPr>
+          <w:lang w:val="pt-BR"/>
+        </w:rPr>
+      </w:pPr>
+      <w:r>
+        <w:rPr>
+          <w:lang w:val="pt-BR"/>
+        </w:rPr>
+        <w:t xml:space="preserve">Um conceito chamado </w:t>
+      </w:r>
+      <w:proofErr w:type="spellStart"/>
+      <w:r>
+        <w:rPr>
+          <w:lang w:val="pt-BR"/>
+        </w:rPr>
+        <w:t>Information</w:t>
+      </w:r>
+      <w:proofErr w:type="spellEnd"/>
+      <w:r>
+        <w:rPr>
+          <w:lang w:val="pt-BR"/>
+        </w:rPr>
+        <w:t xml:space="preserve"> </w:t>
+      </w:r>
+      <w:proofErr w:type="spellStart"/>
+      <w:r>
+        <w:rPr>
+          <w:lang w:val="pt-BR"/>
+        </w:rPr>
+        <w:t>Atmosphere</w:t>
+      </w:r>
+      <w:proofErr w:type="spellEnd"/>
+      <w:r>
+        <w:rPr>
+          <w:lang w:val="pt-BR"/>
+        </w:rPr>
+        <w:t xml:space="preserve"> é apresentado por </w:t>
+      </w:r>
+      <w:proofErr w:type="spellStart"/>
+      <w:r>
+        <w:rPr>
+          <w:lang w:val="pt-BR"/>
+        </w:rPr>
+        <w:t>Yutaka</w:t>
+      </w:r>
+      <w:proofErr w:type="spellEnd"/>
+      <w:r>
+        <w:rPr>
+          <w:lang w:val="pt-BR"/>
+        </w:rPr>
+        <w:t xml:space="preserve"> </w:t>
+      </w:r>
+      <w:proofErr w:type="spellStart"/>
+      <w:r>
+        <w:rPr>
+          <w:lang w:val="pt-BR"/>
+        </w:rPr>
+        <w:t>et</w:t>
+      </w:r>
+      <w:proofErr w:type="spellEnd"/>
+      <w:r>
+        <w:rPr>
+          <w:lang w:val="pt-BR"/>
+        </w:rPr>
+        <w:t xml:space="preserve"> </w:t>
+      </w:r>
+      <w:proofErr w:type="spellStart"/>
+      <w:r>
+        <w:rPr>
+          <w:lang w:val="pt-BR"/>
+        </w:rPr>
+        <w:t>al</w:t>
+      </w:r>
+      <w:proofErr w:type="spellEnd"/>
+      <w:r>
+        <w:rPr>
+          <w:lang w:val="pt-BR"/>
+        </w:rPr>
+        <w:t xml:space="preserve"> [</w:t>
+      </w:r>
+      <w:proofErr w:type="spellStart"/>
+      <w:r>
+        <w:rPr>
+          <w:lang w:val="pt-BR"/>
+        </w:rPr>
+        <w:t>yutaka</w:t>
+      </w:r>
+      <w:proofErr w:type="spellEnd"/>
+      <w:r>
+        <w:rPr>
+          <w:lang w:val="pt-BR"/>
+        </w:rPr>
+        <w:t>]. Neste modelo, quando um usuário entra em um ambiente (neste caso, um ambiente é considerado um conjunto de dispositivos de diferentes usuários), o dispositivo do usuário coloca seu conteúdo público à disposição dos outros usuários, e busca conteúdos públicos dos usuários baseado nas preferências armazenadas em seu perfil.</w:t>
+      </w:r>
+    </w:p>
+    <w:p>
+      <w:pPr>
+        <w:rPr>
+          <w:lang w:val="pt-BR"/>
+        </w:rPr>
+      </w:pPr>
+    </w:p>
+    <w:p>
+      <w:pPr>
+        <w:rPr>
+          <w:lang w:val="pt-BR"/>
+        </w:rPr>
+      </w:pPr>
+      <w:r>
+        <w:rPr>
+          <w:lang w:val="pt-BR"/>
+        </w:rPr>
+        <w:t xml:space="preserve">O projeto </w:t>
+      </w:r>
+      <w:proofErr w:type="spellStart"/>
+      <w:proofErr w:type="gramStart"/>
+      <w:r>
+        <w:rPr>
+          <w:lang w:val="pt-BR"/>
+        </w:rPr>
+        <w:t>MobiLife</w:t>
+      </w:r>
+      <w:proofErr w:type="spellEnd"/>
+      <w:proofErr w:type="gramEnd"/>
+      <w:r>
+        <w:rPr>
+          <w:lang w:val="pt-BR"/>
+        </w:rPr>
+        <w:t xml:space="preserve"> [</w:t>
+      </w:r>
+      <w:proofErr w:type="spellStart"/>
+      <w:r>
+        <w:rPr>
+          <w:lang w:val="pt-BR"/>
+        </w:rPr>
+        <w:t>sutterer</w:t>
+      </w:r>
+      <w:proofErr w:type="spellEnd"/>
+      <w:r>
+        <w:rPr>
+          <w:lang w:val="pt-BR"/>
+        </w:rPr>
+        <w:t>] disponibiliza um perfil de usuário adaptativo sensível a contexto, que permite que as aplicações se comportem de forma diferente de acordo com o contexto do usuário. O projeto não utiliza nenhum tipo de ontologia estruturada, se baseando em comparação de strings para realizar a inferência.</w:t>
+      </w:r>
+    </w:p>
+    <w:p>
+      <w:pPr>
+        <w:rPr>
+          <w:lang w:val="pt-BR"/>
+        </w:rPr>
+      </w:pPr>
+    </w:p>
+    <w:p>
+      <w:pPr>
+        <w:rPr>
+          <w:lang w:val="pt-BR"/>
+        </w:rPr>
+      </w:pPr>
+      <w:r>
+        <w:rPr>
+          <w:lang w:val="pt-BR"/>
+        </w:rPr>
+        <w:t xml:space="preserve">O projeto </w:t>
+      </w:r>
+      <w:proofErr w:type="spellStart"/>
+      <w:proofErr w:type="gramStart"/>
+      <w:r>
+        <w:rPr>
+          <w:lang w:val="pt-BR"/>
+        </w:rPr>
+        <w:t>PeLeP</w:t>
+      </w:r>
+      <w:proofErr w:type="spellEnd"/>
+      <w:proofErr w:type="gramEnd"/>
+      <w:r>
+        <w:rPr>
+          <w:lang w:val="pt-BR"/>
+        </w:rPr>
+        <w:t xml:space="preserve">, desenvolvido por Levis </w:t>
+      </w:r>
+      <w:proofErr w:type="spellStart"/>
+      <w:r>
+        <w:rPr>
+          <w:lang w:val="pt-BR"/>
+        </w:rPr>
+        <w:t>et</w:t>
+      </w:r>
+      <w:proofErr w:type="spellEnd"/>
+      <w:r>
+        <w:rPr>
+          <w:lang w:val="pt-BR"/>
+        </w:rPr>
+        <w:t xml:space="preserve"> </w:t>
+      </w:r>
+      <w:proofErr w:type="spellStart"/>
+      <w:r>
+        <w:rPr>
+          <w:lang w:val="pt-BR"/>
+        </w:rPr>
+        <w:t>al</w:t>
+      </w:r>
+      <w:proofErr w:type="spellEnd"/>
+      <w:r>
+        <w:rPr>
+          <w:lang w:val="pt-BR"/>
+        </w:rPr>
+        <w:t xml:space="preserve"> [</w:t>
+      </w:r>
+      <w:proofErr w:type="spellStart"/>
+      <w:r>
+        <w:rPr>
+          <w:lang w:val="pt-BR"/>
+        </w:rPr>
+        <w:t>PeLeP</w:t>
+      </w:r>
+      <w:proofErr w:type="spellEnd"/>
+      <w:r>
+        <w:rPr>
+          <w:lang w:val="pt-BR"/>
+        </w:rPr>
+        <w:t xml:space="preserve">], apresenta um modelo que suporta o aperfeiçoamento automático dos perfis de usuários. O aperfeiçoamento é realizado através da análise do histórico do usuário dentro de determinados contextos, e de inferências realizadas sobre este histórico. O </w:t>
+      </w:r>
+      <w:proofErr w:type="spellStart"/>
+      <w:proofErr w:type="gramStart"/>
+      <w:r>
+        <w:rPr>
+          <w:lang w:val="pt-BR"/>
+        </w:rPr>
+        <w:t>PeLeP</w:t>
+      </w:r>
+      <w:proofErr w:type="spellEnd"/>
+      <w:proofErr w:type="gramEnd"/>
+      <w:r>
+        <w:rPr>
+          <w:lang w:val="pt-BR"/>
+        </w:rPr>
+        <w:t xml:space="preserve"> é voltado para ambientes de educação ubíqua.</w:t>
+      </w:r>
+    </w:p>
+    <w:p>
+      <w:pPr>
+        <w:rPr>
+          <w:lang w:val="pt-BR"/>
+        </w:rPr>
+      </w:pPr>
+    </w:p>
+    <w:p>
+      <w:pPr>
+        <w:rPr>
+          <w:lang w:val="pt-BR"/>
+        </w:rPr>
+      </w:pPr>
+      <w:r>
+        <w:rPr>
+          <w:lang w:val="pt-BR"/>
+        </w:rPr>
+        <w:t xml:space="preserve">O projeto </w:t>
+      </w:r>
+      <w:proofErr w:type="spellStart"/>
+      <w:proofErr w:type="gramStart"/>
+      <w:r>
+        <w:rPr>
+          <w:lang w:val="pt-BR"/>
+        </w:rPr>
+        <w:t>OCtoPUS</w:t>
+      </w:r>
+      <w:proofErr w:type="spellEnd"/>
+      <w:proofErr w:type="gramEnd"/>
+      <w:r>
+        <w:rPr>
+          <w:lang w:val="pt-BR"/>
+        </w:rPr>
+        <w:t xml:space="preserve"> [</w:t>
+      </w:r>
+      <w:proofErr w:type="spellStart"/>
+      <w:r>
+        <w:rPr>
+          <w:lang w:val="pt-BR"/>
+        </w:rPr>
+        <w:t>octopus</w:t>
+      </w:r>
+      <w:proofErr w:type="spellEnd"/>
+      <w:r>
+        <w:rPr>
+          <w:lang w:val="pt-BR"/>
+        </w:rPr>
+        <w:t xml:space="preserve">] consiste em uma arquitetura que permite que vários aplicativos interajam com o conjunto de trilhas de um usuário, e que informações úteis possam ser inferidas através destas trilhas. O projeto utiliza a web semântica como forma de armazenamento, e através de inferências busca </w:t>
+      </w:r>
+      <w:proofErr w:type="gramStart"/>
+      <w:r>
+        <w:rPr>
+          <w:lang w:val="pt-BR"/>
+        </w:rPr>
+        <w:t>encaixar</w:t>
+      </w:r>
+      <w:proofErr w:type="gramEnd"/>
+      <w:r>
+        <w:rPr>
+          <w:lang w:val="pt-BR"/>
+        </w:rPr>
+        <w:t xml:space="preserve"> o perfil do usuário em um conjunto de perfis pré-definidos.</w:t>
+      </w:r>
+    </w:p>
+    <w:p>
+      <w:pPr>
+        <w:rPr>
+          <w:lang w:val="pt-BR"/>
+        </w:rPr>
+      </w:pPr>
+    </w:p>
+    <w:p>
+      <w:pPr>
+        <w:rPr>
+          <w:lang w:val="pt-BR"/>
+        </w:rPr>
+      </w:pPr>
+      <w:r>
+        <w:rPr>
+          <w:lang w:val="pt-BR"/>
+        </w:rPr>
+        <w:t>A maioria dos estudos apresentados [</w:t>
+      </w:r>
+      <w:proofErr w:type="spellStart"/>
+      <w:proofErr w:type="gramStart"/>
+      <w:r>
+        <w:rPr>
+          <w:lang w:val="pt-BR"/>
+        </w:rPr>
+        <w:t>kim</w:t>
+      </w:r>
+      <w:proofErr w:type="spellEnd"/>
+      <w:proofErr w:type="gramEnd"/>
+      <w:r>
+        <w:rPr>
+          <w:lang w:val="pt-BR"/>
+        </w:rPr>
+        <w:t>,</w:t>
+      </w:r>
+      <w:proofErr w:type="spellStart"/>
+      <w:r>
+        <w:rPr>
+          <w:lang w:val="pt-BR"/>
+        </w:rPr>
+        <w:t>teixeira</w:t>
+      </w:r>
+      <w:proofErr w:type="spellEnd"/>
+      <w:r>
+        <w:rPr>
+          <w:lang w:val="pt-BR"/>
+        </w:rPr>
+        <w:t>,</w:t>
+      </w:r>
+      <w:proofErr w:type="spellStart"/>
+      <w:r>
+        <w:rPr>
+          <w:lang w:val="pt-BR"/>
+        </w:rPr>
+        <w:t>chellouche</w:t>
+      </w:r>
+      <w:proofErr w:type="spellEnd"/>
+      <w:r>
+        <w:rPr>
+          <w:lang w:val="pt-BR"/>
+        </w:rPr>
+        <w:t>,</w:t>
+      </w:r>
+      <w:proofErr w:type="spellStart"/>
+      <w:r>
+        <w:rPr>
+          <w:lang w:val="pt-BR"/>
+        </w:rPr>
+        <w:t>pelep</w:t>
+      </w:r>
+      <w:proofErr w:type="spellEnd"/>
+      <w:r>
+        <w:rPr>
+          <w:lang w:val="pt-BR"/>
+        </w:rPr>
+        <w:t>,</w:t>
+      </w:r>
+      <w:proofErr w:type="spellStart"/>
+      <w:r>
+        <w:rPr>
+          <w:lang w:val="pt-BR"/>
+        </w:rPr>
+        <w:t>octopus</w:t>
+      </w:r>
+      <w:proofErr w:type="spellEnd"/>
+      <w:r>
+        <w:rPr>
+          <w:lang w:val="pt-BR"/>
+        </w:rPr>
+        <w:t>...] coloca o perfil a cargo de um servidor centralizado, na internet. Uma</w:t>
       </w:r>
       <w:r>
         <w:rPr>
@@ -781,7 +1713,21 @@
         <w:rPr>
           <w:lang w:val="pt-BR"/>
         </w:rPr>
-        <w:t xml:space="preserve"> executa todas as operações no sevidor, fazendo do dispositivo móvel </w:t>
+        <w:t xml:space="preserve"> executa todas as operações no </w:t>
+      </w:r>
+      <w:proofErr w:type="spellStart"/>
+      <w:r>
+        <w:rPr>
+          <w:lang w:val="pt-BR"/>
+        </w:rPr>
+        <w:t>sevidor</w:t>
+      </w:r>
+      <w:proofErr w:type="spellEnd"/>
+      <w:r>
+        <w:rPr>
+          <w:lang w:val="pt-BR"/>
+        </w:rPr>
+        <w:t xml:space="preserve">, fazendo do dispositivo móvel </w:t>
       </w:r>
       <w:r>
         <w:rPr>
@@ -793,7 +1739,95 @@
         <w:rPr>
           <w:lang w:val="pt-BR"/>
         </w:rPr>
-        <w:t xml:space="preserve"> um thin client [huang]. No entanto, há algumas arquiteturas que mantém o perfil no lado do cliente [paireekreng,chen,kidawara], por motivos de privacidade e disponibilidade.</w:t>
+        <w:t xml:space="preserve"> um </w:t>
+      </w:r>
+      <w:proofErr w:type="spellStart"/>
+      <w:r>
+        <w:rPr>
+          <w:lang w:val="pt-BR"/>
+        </w:rPr>
+        <w:t>thin</w:t>
+      </w:r>
+      <w:proofErr w:type="spellEnd"/>
+      <w:r>
+        <w:rPr>
+          <w:lang w:val="pt-BR"/>
+        </w:rPr>
+        <w:t xml:space="preserve"> </w:t>
+      </w:r>
+      <w:proofErr w:type="spellStart"/>
+      <w:r>
+        <w:rPr>
+          <w:lang w:val="pt-BR"/>
+        </w:rPr>
+        <w:t>client</w:t>
+      </w:r>
+      <w:proofErr w:type="spellEnd"/>
+      <w:r>
+        <w:rPr>
+          <w:lang w:val="pt-BR"/>
+        </w:rPr>
+        <w:t xml:space="preserve"> [</w:t>
+      </w:r>
+      <w:proofErr w:type="spellStart"/>
+      <w:proofErr w:type="gramStart"/>
+      <w:r>
+        <w:rPr>
+          <w:lang w:val="pt-BR"/>
+        </w:rPr>
+        <w:t>huang</w:t>
+      </w:r>
+      <w:proofErr w:type="spellEnd"/>
+      <w:proofErr w:type="gramEnd"/>
+      <w:r>
+        <w:rPr>
+          <w:lang w:val="pt-BR"/>
+        </w:rPr>
+        <w:t>]. No entanto, há algumas arquiteturas que mantém o perfil no lado do cliente [</w:t>
+      </w:r>
+      <w:proofErr w:type="spellStart"/>
+      <w:r>
+        <w:rPr>
+          <w:lang w:val="pt-BR"/>
+        </w:rPr>
+        <w:t>paireekreng</w:t>
+      </w:r>
+      <w:proofErr w:type="spellEnd"/>
+      <w:r>
+        <w:rPr>
+          <w:lang w:val="pt-BR"/>
+        </w:rPr>
+        <w:t>,</w:t>
+      </w:r>
+      <w:proofErr w:type="spellStart"/>
+      <w:proofErr w:type="gramStart"/>
+      <w:r>
+        <w:rPr>
+          <w:lang w:val="pt-BR"/>
+        </w:rPr>
+        <w:t>chen</w:t>
+      </w:r>
+      <w:proofErr w:type="spellEnd"/>
+      <w:proofErr w:type="gramEnd"/>
+      <w:r>
+        <w:rPr>
+          <w:lang w:val="pt-BR"/>
+        </w:rPr>
+        <w:t>,</w:t>
+      </w:r>
+      <w:proofErr w:type="spellStart"/>
+      <w:r>
+        <w:rPr>
+          <w:lang w:val="pt-BR"/>
+        </w:rPr>
+        <w:t>kidawara</w:t>
+      </w:r>
+      <w:proofErr w:type="spellEnd"/>
+      <w:r>
+        <w:rPr>
+          <w:lang w:val="pt-BR"/>
+        </w:rPr>
+        <w:t>], por motivos de privacidade e disponibilidade.</w:t>
       </w:r>
     </w:p>
     <w:p>
@@ -916,12 +1950,14 @@
                 <w:lang w:val="pt-BR"/>
               </w:rPr>
             </w:pPr>
+            <w:proofErr w:type="spellStart"/>
             <w:r>
               <w:rPr>
                 <w:lang w:val="pt-BR"/>
               </w:rPr>
               <w:t>Interoperável</w:t>
             </w:r>
+            <w:proofErr w:type="spellEnd"/>
           </w:p>
         </w:tc>
         <w:tc>
@@ -974,8 +2010,16 @@
               <w:rPr>
                 <w:lang w:val="pt-BR"/>
               </w:rPr>
-              <w:t>Sensível a Contexo</w:t>
+              <w:t xml:space="preserve">Sensível a </w:t>
             </w:r>
+            <w:proofErr w:type="spellStart"/>
+            <w:r>
+              <w:rPr>
+                <w:lang w:val="pt-BR"/>
+              </w:rPr>
+              <w:t>Contexo</w:t>
+            </w:r>
+            <w:proofErr w:type="spellEnd"/>
           </w:p>
         </w:tc>
         <w:tc>
@@ -1164,7 +2208,21 @@
               <w:rPr>
                 <w:lang w:val="pt-BR"/>
               </w:rPr>
-              <w:t>Park et Al</w:t>
+              <w:t xml:space="preserve">Park </w:t>
+            </w:r>
+            <w:proofErr w:type="spellStart"/>
+            <w:r>
+              <w:rPr>
+                <w:lang w:val="pt-BR"/>
+              </w:rPr>
+              <w:t>et</w:t>
+            </w:r>
+            <w:proofErr w:type="spellEnd"/>
+            <w:r>
+              <w:rPr>
+                <w:lang w:val="pt-BR"/>
+              </w:rPr>
+              <w:t xml:space="preserve"> Al</w:t>
             </w:r>
           </w:p>
         </w:tc>
@@ -1294,12 +2352,42 @@
                 <w:lang w:val="pt-BR"/>
               </w:rPr>
             </w:pPr>
+            <w:proofErr w:type="spellStart"/>
             <w:r>
               <w:rPr>
                 <w:lang w:val="pt-BR"/>
               </w:rPr>
-              <w:t>Chellouche et al</w:t>
+              <w:t>Chellouche</w:t>
             </w:r>
+            <w:proofErr w:type="spellEnd"/>
+            <w:r>
+              <w:rPr>
+                <w:lang w:val="pt-BR"/>
+              </w:rPr>
+              <w:t xml:space="preserve"> </w:t>
+            </w:r>
+            <w:proofErr w:type="spellStart"/>
+            <w:r>
+              <w:rPr>
+                <w:lang w:val="pt-BR"/>
+              </w:rPr>
+              <w:t>et</w:t>
+            </w:r>
+            <w:proofErr w:type="spellEnd"/>
+            <w:r>
+              <w:rPr>
+                <w:lang w:val="pt-BR"/>
+              </w:rPr>
+              <w:t xml:space="preserve"> </w:t>
+            </w:r>
+            <w:proofErr w:type="spellStart"/>
+            <w:r>
+              <w:rPr>
+                <w:lang w:val="pt-BR"/>
+              </w:rPr>
+              <w:t>al</w:t>
+            </w:r>
+            <w:proofErr w:type="spellEnd"/>
           </w:p>
         </w:tc>
         <w:tc>
@@ -1432,8 +2520,30 @@
               <w:rPr>
                 <w:lang w:val="pt-BR"/>
               </w:rPr>
-              <w:t>Teixeira et al</w:t>
+              <w:t xml:space="preserve">Teixeira </w:t>
             </w:r>
+            <w:proofErr w:type="spellStart"/>
+            <w:r>
+              <w:rPr>
+                <w:lang w:val="pt-BR"/>
+              </w:rPr>
+              <w:t>et</w:t>
+            </w:r>
+            <w:proofErr w:type="spellEnd"/>
+            <w:r>
+              <w:rPr>
+                <w:lang w:val="pt-BR"/>
+              </w:rPr>
+              <w:t xml:space="preserve"> </w:t>
+            </w:r>
+            <w:proofErr w:type="spellStart"/>
+            <w:r>
+              <w:rPr>
+                <w:lang w:val="pt-BR"/>
+              </w:rPr>
+              <w:t>al</w:t>
+            </w:r>
+            <w:proofErr w:type="spellEnd"/>
           </w:p>
         </w:tc>
         <w:tc>
@@ -1562,12 +2672,28 @@
                 <w:lang w:val="pt-BR"/>
               </w:rPr>
             </w:pPr>
+            <w:proofErr w:type="spellStart"/>
             <w:r>
               <w:rPr>
                 <w:lang w:val="pt-BR"/>
               </w:rPr>
-              <w:t>Information Atmosphere</w:t>
+              <w:t>Information</w:t>
             </w:r>
+            <w:proofErr w:type="spellEnd"/>
+            <w:r>
+              <w:rPr>
+                <w:lang w:val="pt-BR"/>
+              </w:rPr>
+              <w:t xml:space="preserve"> </w:t>
+            </w:r>
+            <w:proofErr w:type="spellStart"/>
+            <w:r>
+              <w:rPr>
+                <w:lang w:val="pt-BR"/>
+              </w:rPr>
+              <w:t>Atmosphere</w:t>
+            </w:r>
+            <w:proofErr w:type="spellEnd"/>
           </w:p>
         </w:tc>
         <w:tc>
@@ -1696,12 +2822,14 @@
                 <w:lang w:val="pt-BR"/>
               </w:rPr>
             </w:pPr>
+            <w:proofErr w:type="spellStart"/>
             <w:r>
               <w:rPr>
                 <w:lang w:val="pt-BR"/>
               </w:rPr>
               <w:t>Mobilife</w:t>
             </w:r>
+            <w:proofErr w:type="spellEnd"/>
           </w:p>
         </w:tc>
         <w:tc>
@@ -1830,12 +2958,16 @@
                 <w:lang w:val="pt-BR"/>
               </w:rPr>
             </w:pPr>
+            <w:proofErr w:type="spellStart"/>
+            <w:proofErr w:type="gramStart"/>
             <w:r>
               <w:rPr>
                 <w:lang w:val="pt-BR"/>
               </w:rPr>
               <w:t>PeLeP</w:t>
             </w:r>
+            <w:proofErr w:type="spellEnd"/>
+            <w:proofErr w:type="gramEnd"/>
           </w:p>
         </w:tc>
         <w:tc>
@@ -1964,12 +3096,14 @@
                 <w:lang w:val="pt-BR"/>
               </w:rPr>
             </w:pPr>
+            <w:proofErr w:type="spellStart"/>
             <w:r>
               <w:rPr>
                 <w:lang w:val="pt-BR"/>
               </w:rPr>
               <w:t>Octopus</w:t>
             </w:r>
+            <w:proofErr w:type="spellEnd"/>
           </w:p>
         </w:tc>
         <w:tc>
@@ -2166,14 +3300,34 @@
         <w:rPr>
           <w:lang w:val="pt-BR"/>
         </w:rPr>
-        <w:t xml:space="preserve">O UbiPerson utiliza a arquitetura de comunicação cliente/servidor. O servidor é representado pelo </w:t>
-      </w:r>
+        <w:t xml:space="preserve">O </w:t>
+      </w:r>
+      <w:proofErr w:type="spellStart"/>
+      <w:proofErr w:type="gramStart"/>
+      <w:r>
+        <w:rPr>
+          <w:lang w:val="pt-BR"/>
+        </w:rPr>
+        <w:t>UbiPerson</w:t>
+      </w:r>
+      <w:proofErr w:type="spellEnd"/>
+      <w:proofErr w:type="gramEnd"/>
+      <w:r>
+        <w:rPr>
+          <w:lang w:val="pt-BR"/>
+        </w:rPr>
+        <w:t xml:space="preserve"> utiliza a arquitetura de comunicação cliente/servidor. O servidor é representado pelo </w:t>
+      </w:r>
+      <w:proofErr w:type="spellStart"/>
+      <w:proofErr w:type="gramStart"/>
       <w:r>
         <w:rPr>
           <w:lang w:val="pt-BR"/>
         </w:rPr>
         <w:t>UPServer</w:t>
       </w:r>
+      <w:proofErr w:type="spellEnd"/>
+      <w:proofErr w:type="gramEnd"/>
       <w:r>
         <w:rPr>
           <w:lang w:val="pt-BR"/>
@@ -2202,12 +3356,16 @@
         <w:lastRenderedPageBreak/>
         <w:t>Servidor (</w:t>
       </w:r>
+      <w:proofErr w:type="spellStart"/>
+      <w:proofErr w:type="gramStart"/>
       <w:r>
         <w:rPr>
           <w:lang w:val="pt-BR"/>
         </w:rPr>
         <w:t>UPServer</w:t>
       </w:r>
+      <w:proofErr w:type="spellEnd"/>
+      <w:proofErr w:type="gramEnd"/>
       <w:r>
         <w:rPr>
           <w:lang w:val="pt-BR"/>
@@ -2228,6 +3386,7 @@
           <w:lang w:val="pt-BR"/>
         </w:rPr>
       </w:pPr>
+      <w:proofErr w:type="gramStart"/>
       <w:r>
         <w:rPr>
           <w:lang w:val="pt-BR"/>
@@ -2238,7 +3397,14 @@
         <w:rPr>
           <w:lang w:val="pt-BR"/>
         </w:rPr>
-        <w:t xml:space="preserve"> arquitetura do</w:t>
+        <w:t xml:space="preserve"> arquitetura</w:t>
+      </w:r>
+      <w:proofErr w:type="gramEnd"/>
+      <w:r>
+        <w:rPr>
+          <w:lang w:val="pt-BR"/>
+        </w:rPr>
+        <w:t xml:space="preserve"> do</w:t>
       </w:r>
       <w:r>
         <w:rPr>
@@ -2319,11 +3485,19 @@
           <w:lang w:val="pt-BR"/>
         </w:rPr>
       </w:pPr>
-      <w:r>
-        <w:rPr>
-          <w:lang w:val="pt-BR"/>
-        </w:rPr>
-        <w:t>registro de novo cliente;</w:t>
+      <w:proofErr w:type="gramStart"/>
+      <w:r>
+        <w:rPr>
+          <w:lang w:val="pt-BR"/>
+        </w:rPr>
+        <w:t>registro</w:t>
+      </w:r>
+      <w:proofErr w:type="gramEnd"/>
+      <w:r>
+        <w:rPr>
+          <w:lang w:val="pt-BR"/>
+        </w:rPr>
+        <w:t xml:space="preserve"> de novo cliente;</w:t>
       </w:r>
     </w:p>
     <w:p>
@@ -2337,11 +3511,19 @@
           <w:lang w:val="pt-BR"/>
         </w:rPr>
       </w:pPr>
-      <w:r>
-        <w:rPr>
-          <w:lang w:val="pt-BR"/>
-        </w:rPr>
-        <w:t>registro de novo usuário;</w:t>
+      <w:proofErr w:type="gramStart"/>
+      <w:r>
+        <w:rPr>
+          <w:lang w:val="pt-BR"/>
+        </w:rPr>
+        <w:t>registro</w:t>
+      </w:r>
+      <w:proofErr w:type="gramEnd"/>
+      <w:r>
+        <w:rPr>
+          <w:lang w:val="pt-BR"/>
+        </w:rPr>
+        <w:t xml:space="preserve"> de novo usuário;</w:t>
       </w:r>
     </w:p>
     <w:p>
@@ -2355,11 +3537,21 @@
           <w:lang w:val="pt-BR"/>
         </w:rPr>
       </w:pPr>
-      <w:r>
-        <w:rPr>
-          <w:lang w:val="pt-BR"/>
-        </w:rPr>
-        <w:t>registo de informações de trilhas;</w:t>
+      <w:proofErr w:type="spellStart"/>
+      <w:proofErr w:type="gramStart"/>
+      <w:r>
+        <w:rPr>
+          <w:lang w:val="pt-BR"/>
+        </w:rPr>
+        <w:t>registo</w:t>
+      </w:r>
+      <w:proofErr w:type="spellEnd"/>
+      <w:proofErr w:type="gramEnd"/>
+      <w:r>
+        <w:rPr>
+          <w:lang w:val="pt-BR"/>
+        </w:rPr>
+        <w:t xml:space="preserve"> de informações de trilhas;</w:t>
       </w:r>
     </w:p>
     <w:p>
@@ -2373,11 +3565,19 @@
           <w:lang w:val="pt-BR"/>
         </w:rPr>
       </w:pPr>
-      <w:r>
-        <w:rPr>
-          <w:lang w:val="pt-BR"/>
-        </w:rPr>
-        <w:t>consulta de trilhas;</w:t>
+      <w:proofErr w:type="gramStart"/>
+      <w:r>
+        <w:rPr>
+          <w:lang w:val="pt-BR"/>
+        </w:rPr>
+        <w:t>consulta</w:t>
+      </w:r>
+      <w:proofErr w:type="gramEnd"/>
+      <w:r>
+        <w:rPr>
+          <w:lang w:val="pt-BR"/>
+        </w:rPr>
+        <w:t xml:space="preserve"> de trilhas;</w:t>
       </w:r>
     </w:p>
     <w:p>
@@ -2391,11 +3591,19 @@
           <w:lang w:val="pt-BR"/>
         </w:rPr>
       </w:pPr>
-      <w:r>
-        <w:rPr>
-          <w:lang w:val="pt-BR"/>
-        </w:rPr>
-        <w:t>inferência de informações.</w:t>
+      <w:proofErr w:type="gramStart"/>
+      <w:r>
+        <w:rPr>
+          <w:lang w:val="pt-BR"/>
+        </w:rPr>
+        <w:t>inferência</w:t>
+      </w:r>
+      <w:proofErr w:type="gramEnd"/>
+      <w:r>
+        <w:rPr>
+          <w:lang w:val="pt-BR"/>
+        </w:rPr>
+        <w:t xml:space="preserve"> de informações.</w:t>
       </w:r>
     </w:p>
     <w:p>
@@ -2430,7 +3638,7 @@
                     <pic:cNvPicPr/>
                   </pic:nvPicPr>
                   <pic:blipFill>
-                    <a:blip r:embed="rId6"/>
+                    <a:blip r:embed="rId6" cstate="print"/>
                     <a:stretch>
                       <a:fillRect/>
                     </a:stretch>
@@ -2492,20 +3700,46 @@
         <w:rPr>
           <w:lang w:val="pt-BR"/>
         </w:rPr>
-        <w:t>: Arquitetura do UPServer</w:t>
-      </w:r>
-    </w:p>
-    <w:p>
-      <w:pPr>
-        <w:rPr>
-          <w:lang w:val="pt-BR"/>
-        </w:rPr>
-      </w:pPr>
-      <w:r>
-        <w:rPr>
-          <w:lang w:val="pt-BR"/>
-        </w:rPr>
-        <w:t>O UPServer é composto pelos seguintes módulos:</w:t>
+        <w:t xml:space="preserve">: Arquitetura do </w:t>
+      </w:r>
+      <w:proofErr w:type="spellStart"/>
+      <w:proofErr w:type="gramStart"/>
+      <w:r>
+        <w:rPr>
+          <w:lang w:val="pt-BR"/>
+        </w:rPr>
+        <w:t>UPServer</w:t>
+      </w:r>
+      <w:proofErr w:type="spellEnd"/>
+      <w:proofErr w:type="gramEnd"/>
+    </w:p>
+    <w:p>
+      <w:pPr>
+        <w:rPr>
+          <w:lang w:val="pt-BR"/>
+        </w:rPr>
+      </w:pPr>
+      <w:r>
+        <w:rPr>
+          <w:lang w:val="pt-BR"/>
+        </w:rPr>
+        <w:t xml:space="preserve">O </w:t>
+      </w:r>
+      <w:proofErr w:type="spellStart"/>
+      <w:proofErr w:type="gramStart"/>
+      <w:r>
+        <w:rPr>
+          <w:lang w:val="pt-BR"/>
+        </w:rPr>
+        <w:t>UPServer</w:t>
+      </w:r>
+      <w:proofErr w:type="spellEnd"/>
+      <w:proofErr w:type="gramEnd"/>
+      <w:r>
+        <w:rPr>
+          <w:lang w:val="pt-BR"/>
+        </w:rPr>
+        <w:t xml:space="preserve"> é composto pelos seguintes módulos:</w:t>
       </w:r>
     </w:p>
     <w:p>
@@ -2526,11 +3760,21 @@
           <w:lang w:val="pt-BR"/>
         </w:rPr>
       </w:pPr>
-      <w:r>
-        <w:rPr>
-          <w:lang w:val="pt-BR"/>
-        </w:rPr>
-        <w:t>UPCommunication: responsável por receber as requisições dos clientes e interpretá-las. Uma vez que informação tenha sido processada, o módulo codifica e envia a resposta ao cliente.</w:t>
+      <w:proofErr w:type="spellStart"/>
+      <w:proofErr w:type="gramStart"/>
+      <w:r>
+        <w:rPr>
+          <w:lang w:val="pt-BR"/>
+        </w:rPr>
+        <w:t>UPCommunication</w:t>
+      </w:r>
+      <w:proofErr w:type="spellEnd"/>
+      <w:proofErr w:type="gramEnd"/>
+      <w:r>
+        <w:rPr>
+          <w:lang w:val="pt-BR"/>
+        </w:rPr>
+        <w:t>: responsável por receber as requisições dos clientes e interpretá-las. Uma vez que informação tenha sido processada, o módulo codifica e envia a resposta ao cliente.</w:t>
       </w:r>
     </w:p>
     <w:p>
@@ -2544,11 +3788,21 @@
           <w:lang w:val="pt-BR"/>
         </w:rPr>
       </w:pPr>
-      <w:r>
-        <w:rPr>
-          <w:lang w:val="pt-BR"/>
-        </w:rPr>
-        <w:t xml:space="preserve">UPAuthentication: módulo responsável por </w:t>
+      <w:proofErr w:type="spellStart"/>
+      <w:proofErr w:type="gramStart"/>
+      <w:r>
+        <w:rPr>
+          <w:lang w:val="pt-BR"/>
+        </w:rPr>
+        <w:t>UPAuthentication</w:t>
+      </w:r>
+      <w:proofErr w:type="spellEnd"/>
+      <w:proofErr w:type="gramEnd"/>
+      <w:r>
+        <w:rPr>
+          <w:lang w:val="pt-BR"/>
+        </w:rPr>
+        <w:t xml:space="preserve">: módulo responsável por </w:t>
       </w:r>
       <w:r>
         <w:rPr>
@@ -2610,11 +3864,35 @@
           <w:lang w:val="pt-BR"/>
         </w:rPr>
       </w:pPr>
-      <w:r>
-        <w:rPr>
-          <w:lang w:val="pt-BR"/>
-        </w:rPr>
-        <w:t xml:space="preserve">UPServices: módulo que processa as requisições de registro e solicitação de trilhas, acessando o banco de dados de trilhas (TrailsDB). As trilhas são sempre recebidas e enviadas no formato da ontologia, descrita na seção </w:t>
+      <w:proofErr w:type="spellStart"/>
+      <w:proofErr w:type="gramStart"/>
+      <w:r>
+        <w:rPr>
+          <w:lang w:val="pt-BR"/>
+        </w:rPr>
+        <w:t>UPServices</w:t>
+      </w:r>
+      <w:proofErr w:type="spellEnd"/>
+      <w:proofErr w:type="gramEnd"/>
+      <w:r>
+        <w:rPr>
+          <w:lang w:val="pt-BR"/>
+        </w:rPr>
+        <w:t>: módulo que processa as requisições de registro e solicitação de trilhas, acessando o banco de dados de trilhas (</w:t>
+      </w:r>
+      <w:proofErr w:type="spellStart"/>
+      <w:r>
+        <w:rPr>
+          <w:lang w:val="pt-BR"/>
+        </w:rPr>
+        <w:t>TrailsDB</w:t>
+      </w:r>
+      <w:proofErr w:type="spellEnd"/>
+      <w:r>
+        <w:rPr>
+          <w:lang w:val="pt-BR"/>
+        </w:rPr>
+        <w:t xml:space="preserve">). As trilhas são sempre recebidas e enviadas no formato da ontologia, descrita na seção </w:t>
       </w:r>
       <w:r>
         <w:rPr>
@@ -2669,11 +3947,49 @@
           <w:lang w:val="pt-BR"/>
         </w:rPr>
       </w:pPr>
-      <w:r>
-        <w:rPr>
-          <w:lang w:val="pt-BR"/>
-        </w:rPr>
-        <w:t>UPInferenceCache: caso uma informação de inferência esteja sendo solicitada pela segunda vez, o módulo busca a informação num banco de dados de cache de inferência (CacheDB) e retorna ao cliente. Caso contrário, a requisição é repassada ao motor de inferências.</w:t>
+      <w:proofErr w:type="spellStart"/>
+      <w:proofErr w:type="gramStart"/>
+      <w:r>
+        <w:rPr>
+          <w:lang w:val="pt-BR"/>
+        </w:rPr>
+        <w:t>UPInferenceCache</w:t>
+      </w:r>
+      <w:proofErr w:type="spellEnd"/>
+      <w:proofErr w:type="gramEnd"/>
+      <w:r>
+        <w:rPr>
+          <w:lang w:val="pt-BR"/>
+        </w:rPr>
+        <w:t xml:space="preserve">: caso uma informação de inferência esteja sendo solicitada pela segunda vez, o módulo busca a informação num banco de dados de </w:t>
+      </w:r>
+      <w:proofErr w:type="spellStart"/>
+      <w:r>
+        <w:rPr>
+          <w:lang w:val="pt-BR"/>
+        </w:rPr>
+        <w:t>cache</w:t>
+      </w:r>
+      <w:proofErr w:type="spellEnd"/>
+      <w:r>
+        <w:rPr>
+          <w:lang w:val="pt-BR"/>
+        </w:rPr>
+        <w:t xml:space="preserve"> de inferência (</w:t>
+      </w:r>
+      <w:proofErr w:type="spellStart"/>
+      <w:r>
+        <w:rPr>
+          <w:lang w:val="pt-BR"/>
+        </w:rPr>
+        <w:t>CacheDB</w:t>
+      </w:r>
+      <w:proofErr w:type="spellEnd"/>
+      <w:r>
+        <w:rPr>
+          <w:lang w:val="pt-BR"/>
+        </w:rPr>
+        <w:t>) e retorna ao cliente. Caso contrário, a requisição é repassada ao motor de inferências.</w:t>
       </w:r>
     </w:p>
     <w:p>
@@ -2687,11 +4003,21 @@
           <w:lang w:val="pt-BR"/>
         </w:rPr>
       </w:pPr>
-      <w:r>
-        <w:rPr>
-          <w:lang w:val="pt-BR"/>
-        </w:rPr>
-        <w:t xml:space="preserve">UPInferenceEngine: é o motor de inferências, que busca as informações no banco de dados de trilhas e as processa. A forma com que este processamento ocorre está descrito na seção </w:t>
+      <w:proofErr w:type="spellStart"/>
+      <w:proofErr w:type="gramStart"/>
+      <w:r>
+        <w:rPr>
+          <w:lang w:val="pt-BR"/>
+        </w:rPr>
+        <w:t>UPInferenceEngine</w:t>
+      </w:r>
+      <w:proofErr w:type="spellEnd"/>
+      <w:proofErr w:type="gramEnd"/>
+      <w:r>
+        <w:rPr>
+          <w:lang w:val="pt-BR"/>
+        </w:rPr>
+        <w:t xml:space="preserve">: é o motor de inferências, que busca as informações no banco de dados de trilhas e as processa. A forma com que este processamento ocorre está descrito na seção </w:t>
       </w:r>
       <w:r>
         <w:rPr>
@@ -2752,7 +4078,23 @@
         <w:rPr>
           <w:lang w:val="pt-BR"/>
         </w:rPr>
-        <w:t>O servidor é desenvolvido em Java [?], fazendo uso do banco de dados SQLite [?] para registro das informações.</w:t>
+        <w:t xml:space="preserve">O servidor é desenvolvido em Java [?], fazendo uso do banco de dados </w:t>
+      </w:r>
+      <w:proofErr w:type="spellStart"/>
+      <w:proofErr w:type="gramStart"/>
+      <w:r>
+        <w:rPr>
+          <w:lang w:val="pt-BR"/>
+        </w:rPr>
+        <w:t>SQLite</w:t>
+      </w:r>
+      <w:proofErr w:type="spellEnd"/>
+      <w:proofErr w:type="gramEnd"/>
+      <w:r>
+        <w:rPr>
+          <w:lang w:val="pt-BR"/>
+        </w:rPr>
+        <w:t xml:space="preserve"> [?] para registro das informações.</w:t>
       </w:r>
     </w:p>
     <w:p>
@@ -2786,7 +4128,39 @@
         <w:rPr>
           <w:lang w:val="pt-BR"/>
         </w:rPr>
-        <w:t>Os clientes correspondem aos agentes computacionais ubíquos que se comunicarão com o UPServer. A comunicação pode ocorrer de duas formas: diretamente ou através de uma biblioteca denominada UPlib.</w:t>
+        <w:t xml:space="preserve">Os clientes correspondem aos agentes computacionais ubíquos que se comunicarão com o </w:t>
+      </w:r>
+      <w:proofErr w:type="spellStart"/>
+      <w:proofErr w:type="gramStart"/>
+      <w:r>
+        <w:rPr>
+          <w:lang w:val="pt-BR"/>
+        </w:rPr>
+        <w:t>UPServer</w:t>
+      </w:r>
+      <w:proofErr w:type="spellEnd"/>
+      <w:proofErr w:type="gramEnd"/>
+      <w:r>
+        <w:rPr>
+          <w:lang w:val="pt-BR"/>
+        </w:rPr>
+        <w:t xml:space="preserve">. A comunicação pode ocorrer de duas formas: diretamente ou através de uma biblioteca denominada </w:t>
+      </w:r>
+      <w:proofErr w:type="spellStart"/>
+      <w:proofErr w:type="gramStart"/>
+      <w:r>
+        <w:rPr>
+          <w:lang w:val="pt-BR"/>
+        </w:rPr>
+        <w:t>UPlib</w:t>
+      </w:r>
+      <w:proofErr w:type="spellEnd"/>
+      <w:proofErr w:type="gramEnd"/>
+      <w:r>
+        <w:rPr>
+          <w:lang w:val="pt-BR"/>
+        </w:rPr>
+        <w:t>.</w:t>
       </w:r>
       <w:r>
         <w:rPr>
@@ -2817,8 +4191,13 @@
         </w:rPr>
         <w:fldChar w:fldCharType="separate"/>
       </w:r>
-      <w:r>
-        <w:t xml:space="preserve">Figura </w:t>
+      <w:proofErr w:type="spellStart"/>
+      <w:r>
+        <w:t>Figura</w:t>
+      </w:r>
+      <w:proofErr w:type="spellEnd"/>
+      <w:r>
+        <w:t xml:space="preserve"> </w:t>
       </w:r>
       <w:r>
         <w:rPr>
@@ -2871,7 +4250,7 @@
                     <pic:cNvPicPr/>
                   </pic:nvPicPr>
                   <pic:blipFill>
-                    <a:blip r:embed="rId7"/>
+                    <a:blip r:embed="rId7" cstate="print"/>
                     <a:stretch>
                       <a:fillRect/>
                     </a:stretch>
@@ -2946,27 +4325,133 @@
         <w:rPr>
           <w:lang w:val="pt-BR"/>
         </w:rPr>
-        <w:t>Os clientes irão se comunicar preferencialmente ao UPServer através do UPlib. O UPlib é uma biblioteca escrita em Java que realiza a solicitação ao servidor, abstraíndo assim o protocolo de comunicação. Quando o UPlib não consegue comunicação com o servidor, ele armazena as informações provisoriamente em um banco de dados local, fazendo o upload para o servidor assim que a o mesmo estiver disponível.</w:t>
-      </w:r>
-    </w:p>
-    <w:p>
-      <w:pPr>
-        <w:rPr>
-          <w:lang w:val="pt-BR"/>
-        </w:rPr>
-      </w:pPr>
-    </w:p>
-    <w:p>
-      <w:pPr>
-        <w:rPr>
-          <w:lang w:val="pt-BR"/>
-        </w:rPr>
-      </w:pPr>
-      <w:r>
-        <w:rPr>
-          <w:lang w:val="pt-BR"/>
-        </w:rPr>
-        <w:t xml:space="preserve">Caso os clientes não desejem incorporar a biblioteca UPlib à sua arquitetura, ou se a biblioteca não estiver disponível na plataforma em que o cliente estiver rodando, o </w:t>
+        <w:t xml:space="preserve">Os clientes irão se comunicar preferencialmente ao </w:t>
+      </w:r>
+      <w:proofErr w:type="spellStart"/>
+      <w:proofErr w:type="gramStart"/>
+      <w:r>
+        <w:rPr>
+          <w:lang w:val="pt-BR"/>
+        </w:rPr>
+        <w:t>UPServer</w:t>
+      </w:r>
+      <w:proofErr w:type="spellEnd"/>
+      <w:proofErr w:type="gramEnd"/>
+      <w:r>
+        <w:rPr>
+          <w:lang w:val="pt-BR"/>
+        </w:rPr>
+        <w:t xml:space="preserve"> através do </w:t>
+      </w:r>
+      <w:proofErr w:type="spellStart"/>
+      <w:r>
+        <w:rPr>
+          <w:lang w:val="pt-BR"/>
+        </w:rPr>
+        <w:t>UPlib</w:t>
+      </w:r>
+      <w:proofErr w:type="spellEnd"/>
+      <w:r>
+        <w:rPr>
+          <w:lang w:val="pt-BR"/>
+        </w:rPr>
+        <w:t xml:space="preserve">. O </w:t>
+      </w:r>
+      <w:proofErr w:type="spellStart"/>
+      <w:proofErr w:type="gramStart"/>
+      <w:r>
+        <w:rPr>
+          <w:lang w:val="pt-BR"/>
+        </w:rPr>
+        <w:t>UPlib</w:t>
+      </w:r>
+      <w:proofErr w:type="spellEnd"/>
+      <w:proofErr w:type="gramEnd"/>
+      <w:r>
+        <w:rPr>
+          <w:lang w:val="pt-BR"/>
+        </w:rPr>
+        <w:t xml:space="preserve"> é uma biblioteca escrita em Java que realiza a solicitação ao servidor, </w:t>
+      </w:r>
+      <w:proofErr w:type="spellStart"/>
+      <w:r>
+        <w:rPr>
+          <w:lang w:val="pt-BR"/>
+        </w:rPr>
+        <w:t>abstraíndo</w:t>
+      </w:r>
+      <w:proofErr w:type="spellEnd"/>
+      <w:r>
+        <w:rPr>
+          <w:lang w:val="pt-BR"/>
+        </w:rPr>
+        <w:t xml:space="preserve"> assim o protocolo de comunicação. Quando o </w:t>
+      </w:r>
+      <w:proofErr w:type="spellStart"/>
+      <w:proofErr w:type="gramStart"/>
+      <w:r>
+        <w:rPr>
+          <w:lang w:val="pt-BR"/>
+        </w:rPr>
+        <w:t>UPlib</w:t>
+      </w:r>
+      <w:proofErr w:type="spellEnd"/>
+      <w:proofErr w:type="gramEnd"/>
+      <w:r>
+        <w:rPr>
+          <w:lang w:val="pt-BR"/>
+        </w:rPr>
+        <w:t xml:space="preserve"> não consegue comunicação com o servidor, ele armazena as informações provisoriamente em um banco de dados local, fazendo o </w:t>
+      </w:r>
+      <w:proofErr w:type="spellStart"/>
+      <w:r>
+        <w:rPr>
+          <w:lang w:val="pt-BR"/>
+        </w:rPr>
+        <w:t>upload</w:t>
+      </w:r>
+      <w:proofErr w:type="spellEnd"/>
+      <w:r>
+        <w:rPr>
+          <w:lang w:val="pt-BR"/>
+        </w:rPr>
+        <w:t xml:space="preserve"> para o servidor assim que a o mesmo estiver disponível.</w:t>
+      </w:r>
+    </w:p>
+    <w:p>
+      <w:pPr>
+        <w:rPr>
+          <w:lang w:val="pt-BR"/>
+        </w:rPr>
+      </w:pPr>
+    </w:p>
+    <w:p>
+      <w:pPr>
+        <w:rPr>
+          <w:lang w:val="pt-BR"/>
+        </w:rPr>
+      </w:pPr>
+      <w:r>
+        <w:rPr>
+          <w:lang w:val="pt-BR"/>
+        </w:rPr>
+        <w:t xml:space="preserve">Caso os clientes não desejem incorporar a biblioteca </w:t>
+      </w:r>
+      <w:proofErr w:type="spellStart"/>
+      <w:proofErr w:type="gramStart"/>
+      <w:r>
+        <w:rPr>
+          <w:lang w:val="pt-BR"/>
+        </w:rPr>
+        <w:t>UPlib</w:t>
+      </w:r>
+      <w:proofErr w:type="spellEnd"/>
+      <w:proofErr w:type="gramEnd"/>
+      <w:r>
+        <w:rPr>
+          <w:lang w:val="pt-BR"/>
+        </w:rPr>
+        <w:t xml:space="preserve"> à sua arquitetura, ou se a biblioteca não estiver disponível na plataforma em que o cliente estiver rodando, o </w:t>
       </w:r>
       <w:r>
         <w:rPr>
@@ -3014,31 +4499,50 @@
         <w:rPr>
           <w:lang w:val="pt-BR"/>
         </w:rPr>
-        <w:t>O UbiPerson utiliza REST sobre HTTP para comunicação [?].</w:t>
-      </w:r>
-      <w:r>
-        <w:rPr>
-          <w:lang w:val="pt-BR"/>
-        </w:rPr>
-        <w:t xml:space="preserve"> As informações trafegadas são serializadas através de XML [?].</w:t>
-      </w:r>
-      <w:r>
-        <w:rPr>
-          <w:lang w:val="pt-BR"/>
-        </w:rPr>
-        <w:t xml:space="preserve"> Esta abordagem foi escolhida devido à simplicidade de implementação de um cliente que </w:t>
-      </w:r>
-      <w:r>
-        <w:rPr>
-          <w:lang w:val="pt-BR"/>
-        </w:rPr>
-        <w:t>faça uso d</w:t>
-      </w:r>
-      <w:r>
-        <w:rPr>
-          <w:lang w:val="pt-BR"/>
-        </w:rPr>
-        <w:t>a biblioteca.</w:t>
+        <w:t xml:space="preserve">O </w:t>
+      </w:r>
+      <w:proofErr w:type="spellStart"/>
+      <w:proofErr w:type="gramStart"/>
+      <w:r>
+        <w:rPr>
+          <w:lang w:val="pt-BR"/>
+        </w:rPr>
+        <w:t>UbiPerson</w:t>
+      </w:r>
+      <w:proofErr w:type="spellEnd"/>
+      <w:proofErr w:type="gramEnd"/>
+      <w:r>
+        <w:rPr>
+          <w:lang w:val="pt-BR"/>
+        </w:rPr>
+        <w:t xml:space="preserve"> utiliza REST sobre HTTP para comunicação [?].</w:t>
+      </w:r>
+      <w:r>
+        <w:rPr>
+          <w:lang w:val="pt-BR"/>
+        </w:rPr>
+        <w:t xml:space="preserve">As informações trafegadas são serializadas através de XML [?]. </w:t>
+      </w:r>
+      <w:r>
+        <w:rPr>
+          <w:lang w:val="pt-BR"/>
+        </w:rPr>
+        <w:t>Esta abordagem foi escolhida pois REST possui uma performance superior a outros métodos (particularmente SOAP) e utiliza menos banda, o que é importante para dispositivos móveis [</w:t>
+      </w:r>
+      <w:hyperlink r:id="rId8" w:history="1">
+        <w:r>
+          <w:rPr>
+            <w:rStyle w:val="Hyperlink"/>
+            <w:lang w:val="pt-BR"/>
+          </w:rPr>
+          <w:t>http://www.oracle.com/technetwork/articles/javase/index-137171.html</w:t>
+        </w:r>
+      </w:hyperlink>
+      <w:r>
+        <w:rPr>
+          <w:lang w:val="pt-BR"/>
+        </w:rPr>
+        <w:t>].</w:t>
       </w:r>
     </w:p>
     <w:p>
@@ -3083,7 +4587,21 @@
         <w:rPr>
           <w:lang w:val="pt-BR"/>
         </w:rPr>
-        <w:t>POST /users: registra um novo usuário no sistema;</w:t>
+        <w:t>POST /</w:t>
+      </w:r>
+      <w:proofErr w:type="spellStart"/>
+      <w:r>
+        <w:rPr>
+          <w:lang w:val="pt-BR"/>
+        </w:rPr>
+        <w:t>users</w:t>
+      </w:r>
+      <w:proofErr w:type="spellEnd"/>
+      <w:r>
+        <w:rPr>
+          <w:lang w:val="pt-BR"/>
+        </w:rPr>
+        <w:t>: registra um novo usuário no sistema;</w:t>
       </w:r>
     </w:p>
     <w:p>
@@ -3101,7 +4619,21 @@
         <w:rPr>
           <w:lang w:val="pt-BR"/>
         </w:rPr>
-        <w:t>POST /trails: registra um novo evento de trilha no servidor;</w:t>
+        <w:t>POST /</w:t>
+      </w:r>
+      <w:proofErr w:type="spellStart"/>
+      <w:r>
+        <w:rPr>
+          <w:lang w:val="pt-BR"/>
+        </w:rPr>
+        <w:t>trails</w:t>
+      </w:r>
+      <w:proofErr w:type="spellEnd"/>
+      <w:r>
+        <w:rPr>
+          <w:lang w:val="pt-BR"/>
+        </w:rPr>
+        <w:t>: registra um novo evento de trilha no servidor;</w:t>
       </w:r>
     </w:p>
     <w:p>
@@ -3119,7 +4651,21 @@
         <w:rPr>
           <w:lang w:val="pt-BR"/>
         </w:rPr>
-        <w:t>GET /trails: pesquisa trilhas anteriores utilizadas pelo usuário;</w:t>
+        <w:t>GET /</w:t>
+      </w:r>
+      <w:proofErr w:type="spellStart"/>
+      <w:r>
+        <w:rPr>
+          <w:lang w:val="pt-BR"/>
+        </w:rPr>
+        <w:t>trails</w:t>
+      </w:r>
+      <w:proofErr w:type="spellEnd"/>
+      <w:r>
+        <w:rPr>
+          <w:lang w:val="pt-BR"/>
+        </w:rPr>
+        <w:t>: pesquisa trilhas anteriores utilizadas pelo usuário;</w:t>
       </w:r>
     </w:p>
     <w:p>
@@ -3137,7 +4683,35 @@
         <w:rPr>
           <w:lang w:val="pt-BR"/>
         </w:rPr>
-        <w:t>GET /inference: infere dados a partir das informações armazenadas.</w:t>
+        <w:t>GET /</w:t>
+      </w:r>
+      <w:proofErr w:type="spellStart"/>
+      <w:r>
+        <w:rPr>
+          <w:lang w:val="pt-BR"/>
+        </w:rPr>
+        <w:t>inference</w:t>
+      </w:r>
+      <w:proofErr w:type="spellEnd"/>
+      <w:r>
+        <w:rPr>
+          <w:lang w:val="pt-BR"/>
+        </w:rPr>
+        <w:t xml:space="preserve">: </w:t>
+      </w:r>
+      <w:proofErr w:type="gramStart"/>
+      <w:r>
+        <w:rPr>
+          <w:lang w:val="pt-BR"/>
+        </w:rPr>
+        <w:t>infere dados</w:t>
+      </w:r>
+      <w:proofErr w:type="gramEnd"/>
+      <w:r>
+        <w:rPr>
+          <w:lang w:val="pt-BR"/>
+        </w:rPr>
+        <w:t xml:space="preserve"> a partir das informações armazenadas.</w:t>
       </w:r>
     </w:p>
     <w:p>
@@ -3200,27 +4774,131 @@
         <w:rPr>
           <w:lang w:val="pt-BR"/>
         </w:rPr>
-        <w:t>A arquitetura UbiTrail [?] apresenta uma ontologia que permite que informações a respeito de trilhas sejam armazenadas. Partes da ontologia foram extendidas a partir do projeto UbiWorld, e o UbiPerson extende a ontologia apresentada pelo UbiTrail.</w:t>
-      </w:r>
-    </w:p>
-    <w:p>
-      <w:pPr>
-        <w:rPr>
-          <w:lang w:val="pt-BR"/>
-        </w:rPr>
-      </w:pPr>
-    </w:p>
-    <w:p>
-      <w:pPr>
-        <w:rPr>
-          <w:lang w:val="pt-BR"/>
-        </w:rPr>
-      </w:pPr>
-      <w:r>
-        <w:rPr>
-          <w:lang w:val="pt-BR"/>
-        </w:rPr>
-        <w:t xml:space="preserve">A ontologia do UbiTrail é mostrada na </w:t>
+        <w:t xml:space="preserve">A arquitetura </w:t>
+      </w:r>
+      <w:proofErr w:type="spellStart"/>
+      <w:proofErr w:type="gramStart"/>
+      <w:r>
+        <w:rPr>
+          <w:lang w:val="pt-BR"/>
+        </w:rPr>
+        <w:t>UbiTrail</w:t>
+      </w:r>
+      <w:proofErr w:type="spellEnd"/>
+      <w:proofErr w:type="gramEnd"/>
+      <w:r>
+        <w:rPr>
+          <w:lang w:val="pt-BR"/>
+        </w:rPr>
+        <w:t xml:space="preserve"> [?] apresenta uma ontologia que permite que informações a respeito de trilhas sejam armazenadas. Partes da ontologia foram </w:t>
+      </w:r>
+      <w:proofErr w:type="spellStart"/>
+      <w:r>
+        <w:rPr>
+          <w:lang w:val="pt-BR"/>
+        </w:rPr>
+        <w:t>extendidas</w:t>
+      </w:r>
+      <w:proofErr w:type="spellEnd"/>
+      <w:r>
+        <w:rPr>
+          <w:lang w:val="pt-BR"/>
+        </w:rPr>
+        <w:t xml:space="preserve"> a partir do projeto </w:t>
+      </w:r>
+      <w:proofErr w:type="spellStart"/>
+      <w:proofErr w:type="gramStart"/>
+      <w:r>
+        <w:rPr>
+          <w:lang w:val="pt-BR"/>
+        </w:rPr>
+        <w:t>UbiWorld</w:t>
+      </w:r>
+      <w:proofErr w:type="spellEnd"/>
+      <w:proofErr w:type="gramEnd"/>
+      <w:r>
+        <w:rPr>
+          <w:lang w:val="pt-BR"/>
+        </w:rPr>
+        <w:t xml:space="preserve">, e o </w:t>
+      </w:r>
+      <w:proofErr w:type="spellStart"/>
+      <w:r>
+        <w:rPr>
+          <w:lang w:val="pt-BR"/>
+        </w:rPr>
+        <w:t>UbiPerson</w:t>
+      </w:r>
+      <w:proofErr w:type="spellEnd"/>
+      <w:r>
+        <w:rPr>
+          <w:lang w:val="pt-BR"/>
+        </w:rPr>
+        <w:t xml:space="preserve"> </w:t>
+      </w:r>
+      <w:proofErr w:type="spellStart"/>
+      <w:r>
+        <w:rPr>
+          <w:lang w:val="pt-BR"/>
+        </w:rPr>
+        <w:t>extende</w:t>
+      </w:r>
+      <w:proofErr w:type="spellEnd"/>
+      <w:r>
+        <w:rPr>
+          <w:lang w:val="pt-BR"/>
+        </w:rPr>
+        <w:t xml:space="preserve"> a ontologia apresentada pelo </w:t>
+      </w:r>
+      <w:proofErr w:type="spellStart"/>
+      <w:r>
+        <w:rPr>
+          <w:lang w:val="pt-BR"/>
+        </w:rPr>
+        <w:t>UbiTrail</w:t>
+      </w:r>
+      <w:proofErr w:type="spellEnd"/>
+      <w:r>
+        <w:rPr>
+          <w:lang w:val="pt-BR"/>
+        </w:rPr>
+        <w:t>.</w:t>
+      </w:r>
+    </w:p>
+    <w:p>
+      <w:pPr>
+        <w:rPr>
+          <w:lang w:val="pt-BR"/>
+        </w:rPr>
+      </w:pPr>
+    </w:p>
+    <w:p>
+      <w:pPr>
+        <w:rPr>
+          <w:lang w:val="pt-BR"/>
+        </w:rPr>
+      </w:pPr>
+      <w:r>
+        <w:rPr>
+          <w:lang w:val="pt-BR"/>
+        </w:rPr>
+        <w:t xml:space="preserve">A ontologia do </w:t>
+      </w:r>
+      <w:proofErr w:type="spellStart"/>
+      <w:proofErr w:type="gramStart"/>
+      <w:r>
+        <w:rPr>
+          <w:lang w:val="pt-BR"/>
+        </w:rPr>
+        <w:t>UbiTrail</w:t>
+      </w:r>
+      <w:proofErr w:type="spellEnd"/>
+      <w:proofErr w:type="gramEnd"/>
+      <w:r>
+        <w:rPr>
+          <w:lang w:val="pt-BR"/>
+        </w:rPr>
+        <w:t xml:space="preserve"> é mostrada na </w:t>
       </w:r>
       <w:r>
         <w:rPr>
@@ -3304,7 +4982,7 @@
                     <pic:cNvPicPr/>
                   </pic:nvPicPr>
                   <pic:blipFill>
-                    <a:blip r:embed="rId8"/>
+                    <a:blip r:embed="rId9" cstate="print"/>
                     <a:stretch>
                       <a:fillRect/>
                     </a:stretch>
@@ -3366,8 +5044,18 @@
         <w:rPr>
           <w:lang w:val="pt-BR"/>
         </w:rPr>
-        <w:t>: Ontologia do UbiTrail</w:t>
-      </w:r>
+        <w:t xml:space="preserve">: Ontologia do </w:t>
+      </w:r>
+      <w:proofErr w:type="spellStart"/>
+      <w:proofErr w:type="gramStart"/>
+      <w:r>
+        <w:rPr>
+          <w:lang w:val="pt-BR"/>
+        </w:rPr>
+        <w:t>UbiTrail</w:t>
+      </w:r>
+      <w:proofErr w:type="spellEnd"/>
+      <w:proofErr w:type="gramEnd"/>
       <w:r>
         <w:rPr>
           <w:lang w:val="pt-BR"/>
@@ -3385,6 +5073,7 @@
         <w:rPr>
           <w:lang w:val="pt-BR"/>
         </w:rPr>
+        <w:lastRenderedPageBreak/>
         <w:t>A ontologia apresenta as seguintes entidades:</w:t>
       </w:r>
     </w:p>
@@ -3399,12 +5088,19 @@
           <w:lang w:val="pt-BR"/>
         </w:rPr>
       </w:pPr>
-      <w:r>
-        <w:rPr>
-          <w:lang w:val="pt-BR"/>
-        </w:rPr>
-        <w:lastRenderedPageBreak/>
-        <w:t>Entity: refere-se a alguma entidade que esteja fazendo uso do serviço (como um usuário).</w:t>
+      <w:proofErr w:type="spellStart"/>
+      <w:r>
+        <w:rPr>
+          <w:lang w:val="pt-BR"/>
+        </w:rPr>
+        <w:t>Entity</w:t>
+      </w:r>
+      <w:proofErr w:type="spellEnd"/>
+      <w:r>
+        <w:rPr>
+          <w:lang w:val="pt-BR"/>
+        </w:rPr>
+        <w:t>: refere-se a alguma entidade que esteja fazendo uso do serviço (como um usuário).</w:t>
       </w:r>
     </w:p>
     <w:p>
@@ -3418,11 +5114,19 @@
           <w:lang w:val="pt-BR"/>
         </w:rPr>
       </w:pPr>
-      <w:r>
-        <w:rPr>
-          <w:lang w:val="pt-BR"/>
-        </w:rPr>
-        <w:t>Event: descreve informações a respeito do evento.</w:t>
+      <w:proofErr w:type="spellStart"/>
+      <w:r>
+        <w:rPr>
+          <w:lang w:val="pt-BR"/>
+        </w:rPr>
+        <w:t>Event</w:t>
+      </w:r>
+      <w:proofErr w:type="spellEnd"/>
+      <w:r>
+        <w:rPr>
+          <w:lang w:val="pt-BR"/>
+        </w:rPr>
+        <w:t>: descreve informações a respeito do evento.</w:t>
       </w:r>
     </w:p>
     <w:p>
@@ -3436,11 +5140,19 @@
           <w:lang w:val="pt-BR"/>
         </w:rPr>
       </w:pPr>
-      <w:r>
-        <w:rPr>
-          <w:lang w:val="pt-BR"/>
-        </w:rPr>
-        <w:t>Resource: contém informações a respeito do dispositivo.</w:t>
+      <w:proofErr w:type="spellStart"/>
+      <w:r>
+        <w:rPr>
+          <w:lang w:val="pt-BR"/>
+        </w:rPr>
+        <w:t>Resource</w:t>
+      </w:r>
+      <w:proofErr w:type="spellEnd"/>
+      <w:r>
+        <w:rPr>
+          <w:lang w:val="pt-BR"/>
+        </w:rPr>
+        <w:t>: contém informações a respeito do dispositivo.</w:t>
       </w:r>
     </w:p>
     <w:p>
@@ -3454,11 +5166,21 @@
           <w:lang w:val="pt-BR"/>
         </w:rPr>
       </w:pPr>
-      <w:r>
-        <w:rPr>
-          <w:lang w:val="pt-BR"/>
-        </w:rPr>
-        <w:t>GeographicalLocation: diz respeito a uma posição geográfica específica.</w:t>
+      <w:proofErr w:type="spellStart"/>
+      <w:proofErr w:type="gramStart"/>
+      <w:r>
+        <w:rPr>
+          <w:lang w:val="pt-BR"/>
+        </w:rPr>
+        <w:t>GeographicalLocation</w:t>
+      </w:r>
+      <w:proofErr w:type="spellEnd"/>
+      <w:proofErr w:type="gramEnd"/>
+      <w:r>
+        <w:rPr>
+          <w:lang w:val="pt-BR"/>
+        </w:rPr>
+        <w:t>: diz respeito a uma posição geográfica específica.</w:t>
       </w:r>
     </w:p>
     <w:p>
@@ -3472,31 +5194,69 @@
           <w:lang w:val="pt-BR"/>
         </w:rPr>
       </w:pPr>
-      <w:r>
-        <w:rPr>
-          <w:lang w:val="pt-BR"/>
-        </w:rPr>
-        <w:t>GeographicalRegion: refere-se a uma área geográfica (ex.: Unisinos).</w:t>
-      </w:r>
-    </w:p>
-    <w:p>
-      <w:pPr>
-        <w:rPr>
-          <w:lang w:val="pt-BR"/>
-        </w:rPr>
-      </w:pPr>
-    </w:p>
-    <w:p>
-      <w:pPr>
-        <w:rPr>
-          <w:lang w:val="pt-BR"/>
-        </w:rPr>
-      </w:pPr>
-      <w:r>
-        <w:rPr>
-          <w:lang w:val="pt-BR"/>
-        </w:rPr>
-        <w:t xml:space="preserve">Assim, esta ontologia deve ser extendida de acordo com as informações necessárias para realizar as operações descritas na seção </w:t>
+      <w:proofErr w:type="spellStart"/>
+      <w:proofErr w:type="gramStart"/>
+      <w:r>
+        <w:rPr>
+          <w:lang w:val="pt-BR"/>
+        </w:rPr>
+        <w:t>GeographicalRegion</w:t>
+      </w:r>
+      <w:proofErr w:type="spellEnd"/>
+      <w:proofErr w:type="gramEnd"/>
+      <w:r>
+        <w:rPr>
+          <w:lang w:val="pt-BR"/>
+        </w:rPr>
+        <w:t xml:space="preserve">: refere-se a uma área geográfica (ex.: </w:t>
+      </w:r>
+      <w:proofErr w:type="spellStart"/>
+      <w:r>
+        <w:rPr>
+          <w:lang w:val="pt-BR"/>
+        </w:rPr>
+        <w:t>Unisinos</w:t>
+      </w:r>
+      <w:proofErr w:type="spellEnd"/>
+      <w:r>
+        <w:rPr>
+          <w:lang w:val="pt-BR"/>
+        </w:rPr>
+        <w:t>).</w:t>
+      </w:r>
+    </w:p>
+    <w:p>
+      <w:pPr>
+        <w:rPr>
+          <w:lang w:val="pt-BR"/>
+        </w:rPr>
+      </w:pPr>
+    </w:p>
+    <w:p>
+      <w:pPr>
+        <w:rPr>
+          <w:lang w:val="pt-BR"/>
+        </w:rPr>
+      </w:pPr>
+      <w:r>
+        <w:rPr>
+          <w:lang w:val="pt-BR"/>
+        </w:rPr>
+        <w:t xml:space="preserve">Assim, esta ontologia deve ser </w:t>
+      </w:r>
+      <w:proofErr w:type="spellStart"/>
+      <w:r>
+        <w:rPr>
+          <w:lang w:val="pt-BR"/>
+        </w:rPr>
+        <w:t>extendida</w:t>
+      </w:r>
+      <w:proofErr w:type="spellEnd"/>
+      <w:r>
+        <w:rPr>
+          <w:lang w:val="pt-BR"/>
+        </w:rPr>
+        <w:t xml:space="preserve"> de acordo com as informações necessárias para realizar as operações descritas na seção </w:t>
       </w:r>
       <w:r>
         <w:rPr>
@@ -3580,7 +5340,21 @@
         <w:rPr>
           <w:lang w:val="pt-BR"/>
         </w:rPr>
-        <w:t>Alguns estudos [?] mostram que informações a respeito de uma pessoa podem ser inferidas através de informações de pessoas com que eles tem relações pessoais, como amigos, parentes e colegas. Estudos [?] indicam que existe a tendência que uma pessoa tem preferências semelhantes a outras pessoas com quem mantenham relações sociais.</w:t>
+        <w:t xml:space="preserve">Alguns estudos [?] mostram que informações a respeito de uma pessoa podem ser inferidas através de informações de pessoas com que eles </w:t>
+      </w:r>
+      <w:proofErr w:type="gramStart"/>
+      <w:r>
+        <w:rPr>
+          <w:lang w:val="pt-BR"/>
+        </w:rPr>
+        <w:t>tem</w:t>
+      </w:r>
+      <w:proofErr w:type="gramEnd"/>
+      <w:r>
+        <w:rPr>
+          <w:lang w:val="pt-BR"/>
+        </w:rPr>
+        <w:t xml:space="preserve"> relações pessoais, como amigos, parentes e colegas. Estudos [?] indicam que existe a tendência que uma pessoa tem preferências semelhantes a outras pessoas com quem mantenham relações sociais.</w:t>
       </w:r>
     </w:p>
     <w:p>
@@ -3618,7 +5392,21 @@
         <w:rPr>
           <w:lang w:val="pt-BR"/>
         </w:rPr>
-        <w:t>do em conta a inﬂuência dos ami</w:t>
+        <w:t xml:space="preserve">do em conta a </w:t>
+      </w:r>
+      <w:proofErr w:type="spellStart"/>
+      <w:r>
+        <w:rPr>
+          <w:lang w:val="pt-BR"/>
+        </w:rPr>
+        <w:t>inﬂuência</w:t>
+      </w:r>
+      <w:proofErr w:type="spellEnd"/>
+      <w:r>
+        <w:rPr>
+          <w:lang w:val="pt-BR"/>
+        </w:rPr>
+        <w:t xml:space="preserve"> dos ami</w:t>
       </w:r>
       <w:r>
         <w:rPr>
@@ -3692,14 +5480,38 @@
         <w:rPr>
           <w:lang w:val="pt-BR"/>
         </w:rPr>
-        <w:t>O grau de relacionamento entre duas pessoas pode ser calculado através do número e da intensidade de "eventos sociais" que houveram entre duas pessoas. Um evento social é qualquer tipo de evento registrado</w:t>
-      </w:r>
-      <w:r>
-        <w:rPr>
-          <w:lang w:val="pt-BR"/>
-        </w:rPr>
-        <w:t xml:space="preserve"> no UPServer</w:t>
-      </w:r>
+        <w:t xml:space="preserve">O grau de relacionamento entre duas pessoas pode ser calculado através do número e da intensidade de "eventos sociais" que </w:t>
+      </w:r>
+      <w:proofErr w:type="gramStart"/>
+      <w:r>
+        <w:rPr>
+          <w:lang w:val="pt-BR"/>
+        </w:rPr>
+        <w:t>houveram</w:t>
+      </w:r>
+      <w:proofErr w:type="gramEnd"/>
+      <w:r>
+        <w:rPr>
+          <w:lang w:val="pt-BR"/>
+        </w:rPr>
+        <w:t xml:space="preserve"> entre duas pessoas. Um evento social é qualquer tipo de evento registrado</w:t>
+      </w:r>
+      <w:r>
+        <w:rPr>
+          <w:lang w:val="pt-BR"/>
+        </w:rPr>
+        <w:t xml:space="preserve"> no </w:t>
+      </w:r>
+      <w:proofErr w:type="spellStart"/>
+      <w:proofErr w:type="gramStart"/>
+      <w:r>
+        <w:rPr>
+          <w:lang w:val="pt-BR"/>
+        </w:rPr>
+        <w:t>UPServer</w:t>
+      </w:r>
+      <w:proofErr w:type="spellEnd"/>
+      <w:proofErr w:type="gramEnd"/>
       <w:r>
         <w:rPr>
           <w:lang w:val="pt-BR"/>
@@ -3724,7 +5536,35 @@
         <w:rPr>
           <w:lang w:val="pt-BR"/>
         </w:rPr>
-        <w:t>Exemplos de eventos sociais poderiam ser um: e-mail que é enviado de um usuário para o outro (grau baixo), dois estudantes que cursam uma matéria juntos (podeia ser um grau médio) ou um usuário que registra o outro como seu cônjuge (demonstra uma relação forte).</w:t>
+        <w:t xml:space="preserve">Exemplos de eventos sociais poderiam ser um: e-mail que é enviado de um usuário para </w:t>
+      </w:r>
+      <w:proofErr w:type="gramStart"/>
+      <w:r>
+        <w:rPr>
+          <w:lang w:val="pt-BR"/>
+        </w:rPr>
+        <w:t>o outro (grau baixo), dois</w:t>
+      </w:r>
+      <w:proofErr w:type="gramEnd"/>
+      <w:r>
+        <w:rPr>
+          <w:lang w:val="pt-BR"/>
+        </w:rPr>
+        <w:t xml:space="preserve"> estudantes que cursam uma matéria juntos (</w:t>
+      </w:r>
+      <w:proofErr w:type="spellStart"/>
+      <w:r>
+        <w:rPr>
+          <w:lang w:val="pt-BR"/>
+        </w:rPr>
+        <w:t>podeia</w:t>
+      </w:r>
+      <w:proofErr w:type="spellEnd"/>
+      <w:r>
+        <w:rPr>
+          <w:lang w:val="pt-BR"/>
+        </w:rPr>
+        <w:t xml:space="preserve"> ser um grau médio) ou um usuário que registra o outro como seu cônjuge (demonstra uma relação forte).</w:t>
       </w:r>
     </w:p>
     <w:p>
@@ -3811,6 +5651,7 @@
           <w:noProof/>
           <w:lang w:val="pt-BR" w:eastAsia="pt-BR" w:bidi="ar-SA"/>
         </w:rPr>
+        <w:lastRenderedPageBreak/>
         <w:drawing>
           <wp:inline distT="0" distB="0" distL="0" distR="0">
             <wp:extent cx="5400040" cy="5883910"/>
@@ -3827,7 +5668,7 @@
                     <pic:cNvPicPr/>
                   </pic:nvPicPr>
                   <pic:blipFill>
-                    <a:blip r:embed="rId9"/>
+                    <a:blip r:embed="rId10" cstate="print"/>
                     <a:stretch>
                       <a:fillRect/>
                     </a:stretch>
@@ -4006,11 +5847,19 @@
           <w:lang w:val="pt-BR"/>
         </w:rPr>
       </w:pPr>
-      <w:r>
-        <w:rPr>
-          <w:lang w:val="pt-BR"/>
-        </w:rPr>
-        <w:t xml:space="preserve">onde </w:t>
+      <w:proofErr w:type="gramStart"/>
+      <w:r>
+        <w:rPr>
+          <w:lang w:val="pt-BR"/>
+        </w:rPr>
+        <w:t>onde</w:t>
+      </w:r>
+      <w:proofErr w:type="gramEnd"/>
+      <w:r>
+        <w:rPr>
+          <w:lang w:val="pt-BR"/>
+        </w:rPr>
+        <w:t xml:space="preserve"> </w:t>
       </w:r>
       <w:r>
         <w:rPr>
@@ -4121,6 +5970,7 @@
         <w:rPr>
           <w:lang w:val="pt-BR"/>
         </w:rPr>
+        <w:lastRenderedPageBreak/>
         <w:t>Inferência de Informações</w:t>
       </w:r>
       <w:bookmarkEnd w:id="9"/>
@@ -4142,7 +5992,21 @@
         <w:rPr>
           <w:lang w:val="pt-BR"/>
         </w:rPr>
-        <w:t>Fica pendente de definição o método utilizado para inferir informações, bem como que tipo de informações podem ser inferidas.</w:t>
+        <w:t xml:space="preserve">Fica pendente de definição o método utilizado para inferir informações, bem como que tipo de informações podem ser </w:t>
+      </w:r>
+      <w:proofErr w:type="gramStart"/>
+      <w:r>
+        <w:rPr>
+          <w:lang w:val="pt-BR"/>
+        </w:rPr>
+        <w:t>inferidas</w:t>
+      </w:r>
+      <w:proofErr w:type="gramEnd"/>
+      <w:r>
+        <w:rPr>
+          <w:lang w:val="pt-BR"/>
+        </w:rPr>
+        <w:t>.</w:t>
       </w:r>
     </w:p>
     <w:p>
@@ -5847,6 +7711,18 @@
       <w:color w:val="808080"/>
     </w:rPr>
   </w:style>
+  <w:style w:type="character" w:styleId="Hyperlink">
+    <w:name w:val="Hyperlink"/>
+    <w:basedOn w:val="DefaultParagraphFont"/>
+    <w:uiPriority w:val="99"/>
+    <w:semiHidden/>
+    <w:unhideWhenUsed/>
+    <w:rsid w:val="00C67FD0"/>
+    <w:rPr>
+      <w:color w:val="0000FF"/>
+      <w:u w:val="single"/>
+    </w:rPr>
+  </w:style>
 </w:styles>
 </file>
 
@@ -6138,7 +8014,7 @@
 </file>
 
 <file path=customXml/itemProps1.xml><?xml version="1.0" encoding="utf-8"?>
-<ds:datastoreItem xmlns:ds="http://schemas.openxmlformats.org/officeDocument/2006/customXml" ds:itemID="{2C43DC32-81AE-406C-8253-3CC3F377F42D}">
+<ds:datastoreItem xmlns:ds="http://schemas.openxmlformats.org/officeDocument/2006/customXml" ds:itemID="{7E2F4196-359F-4E6E-8081-7110094EA009}">
   <ds:schemaRefs>
     <ds:schemaRef ds:uri="http://schemas.openxmlformats.org/officeDocument/2006/bibliography"/>
   </ds:schemaRefs>

--- a/trunk/academia/artigos/profiles/ideia2/ideia2.docx
+++ b/trunk/academia/artigos/profiles/ideia2/ideia2.docx
@@ -45,39 +45,6 @@
         </w:rPr>
         <w:t>André Wagner</w:t>
       </w:r>
-      <w:r>
-        <w:rPr>
-          <w:lang w:val="pt-BR"/>
-        </w:rPr>
-        <w:tab/>
-        <w:t>Jorge Barbosa</w:t>
-      </w:r>
-      <w:r>
-        <w:rPr>
-          <w:lang w:val="pt-BR"/>
-        </w:rPr>
-        <w:tab/>
-      </w:r>
-      <w:r>
-        <w:rPr>
-          <w:lang w:val="pt-BR"/>
-        </w:rPr>
-        <w:tab/>
-      </w:r>
-      <w:r>
-        <w:rPr>
-          <w:lang w:val="pt-BR"/>
-        </w:rPr>
-        <w:t>Débora Barbosa</w:t>
-      </w:r>
-    </w:p>
-    <w:p>
-      <w:pPr>
-        <w:jc w:val="center"/>
-        <w:rPr>
-          <w:lang w:val="pt-BR"/>
-        </w:rPr>
-      </w:pPr>
     </w:p>
     <w:p>
       <w:pPr>
